--- a/relatorio.docx
+++ b/relatorio.docx
@@ -544,7 +544,19 @@
         <w:rPr>
           <w:rtl w:val="0"/>
         </w:rPr>
-        <w:t xml:space="preserve">O universo deste projeto consiste numa base de dados analítica sobre o catálogo da plataforma de streaming Disney+. O objetivo é armazenar, organizar e permitir a consulta eficiente de informações sobre filmes e séries, o seu elenco, realização, categorização e origem da produção.</w:t>
+        <w:t xml:space="preserve">O universo deste projeto consiste numa base de dados analítica sobre o catálogo da plataforma de streaming </w:t>
+      </w:r>
+      <w:r>
+        <w:rPr>
+          <w:rtl w:val="0"/>
+        </w:rPr>
+        <w:t xml:space="preserve">Disney+</w:t>
+      </w:r>
+      <w:r>
+        <w:rPr>
+          <w:rtl w:val="0"/>
+        </w:rPr>
+        <w:t xml:space="preserve">. O objetivo é armazenar, organizar e permitir a consulta eficiente de informações sobre filmes e séries, o seu elenco, realização, categorização e origem da produção.</w:t>
       </w:r>
     </w:p>
     <w:p>
@@ -1087,7 +1099,19 @@
         <w:rPr>
           <w:rtl w:val="0"/>
         </w:rPr>
-        <w:t xml:space="preserve">. Um Show tem vários Genres, e um Genre contém vários Shows.</w:t>
+        <w:t xml:space="preserve">. Um Show tem vários </w:t>
+      </w:r>
+      <w:r>
+        <w:rPr>
+          <w:rtl w:val="0"/>
+        </w:rPr>
+        <w:t xml:space="preserve">Genres</w:t>
+      </w:r>
+      <w:r>
+        <w:rPr>
+          <w:rtl w:val="0"/>
+        </w:rPr>
+        <w:t xml:space="preserve">, e um Genre contém vários Shows.</w:t>
       </w:r>
     </w:p>
     <w:p>
@@ -1158,6 +1182,94 @@
           <w:rtl w:val="0"/>
         </w:rPr>
         <w:t xml:space="preserve">. Este relacionamento possui um atributo descritivo Role (Papel), indicando a função da pessoa (Ator/Diretor) naquela produção.</w:t>
+      </w:r>
+    </w:p>
+    <w:p>
+      <w:pPr>
+        <w:ind w:left="0" w:firstLine="0"/>
+        <w:rPr/>
+      </w:pPr>
+      <w:r>
+        <w:rPr>
+          <w:rtl w:val="0"/>
+        </w:rPr>
+      </w:r>
+    </w:p>
+    <w:p>
+      <w:pPr>
+        <w:ind w:left="0" w:firstLine="0"/>
+        <w:rPr/>
+      </w:pPr>
+      <w:r>
+        <w:rPr>
+          <w:rtl w:val="0"/>
+        </w:rPr>
+      </w:r>
+    </w:p>
+    <w:p>
+      <w:pPr>
+        <w:ind w:left="0" w:firstLine="0"/>
+        <w:rPr/>
+      </w:pPr>
+      <w:r>
+        <w:rPr>
+          <w:rtl w:val="0"/>
+        </w:rPr>
+      </w:r>
+    </w:p>
+    <w:p>
+      <w:pPr>
+        <w:ind w:left="0" w:firstLine="0"/>
+        <w:rPr/>
+      </w:pPr>
+      <w:r>
+        <w:rPr>
+          <w:rtl w:val="0"/>
+        </w:rPr>
+      </w:r>
+    </w:p>
+    <w:p>
+      <w:pPr>
+        <w:ind w:left="0" w:firstLine="0"/>
+        <w:rPr/>
+      </w:pPr>
+      <w:r>
+        <w:rPr>
+          <w:rtl w:val="0"/>
+        </w:rPr>
+      </w:r>
+    </w:p>
+    <w:p>
+      <w:pPr>
+        <w:ind w:left="0" w:firstLine="0"/>
+        <w:rPr/>
+      </w:pPr>
+      <w:r>
+        <w:rPr>
+          <w:rtl w:val="0"/>
+        </w:rPr>
+      </w:r>
+    </w:p>
+    <w:p>
+      <w:pPr>
+        <w:ind w:left="0" w:firstLine="0"/>
+        <w:rPr/>
+      </w:pPr>
+      <w:r>
+        <w:rPr>
+          <w:rtl w:val="0"/>
+        </w:rPr>
+      </w:r>
+    </w:p>
+    <w:p>
+      <w:pPr>
+        <w:ind w:left="0" w:firstLine="0"/>
+        <w:rPr/>
+      </w:pPr>
+      <w:r>
+        <w:rPr>
+          <w:rtl w:val="0"/>
+        </w:rPr>
       </w:r>
     </w:p>
     <w:p>
@@ -1727,116 +1839,6 @@
           <w:rtl w:val="0"/>
         </w:rPr>
         <w:t xml:space="preserve">Não existem dependências transitivas nas tabelas principais; todos os atributos não-chave dependem exclusivamente da chave primária (3FN).</w:t>
-      </w:r>
-    </w:p>
-    <w:p>
-      <w:pPr>
-        <w:ind w:left="1440" w:firstLine="0"/>
-        <w:rPr/>
-      </w:pPr>
-      <w:r>
-        <w:rPr>
-          <w:rtl w:val="0"/>
-        </w:rPr>
-      </w:r>
-    </w:p>
-    <w:p>
-      <w:pPr>
-        <w:ind w:left="1440" w:firstLine="0"/>
-        <w:rPr/>
-      </w:pPr>
-      <w:r>
-        <w:rPr>
-          <w:rtl w:val="0"/>
-        </w:rPr>
-      </w:r>
-    </w:p>
-    <w:p>
-      <w:pPr>
-        <w:ind w:left="1440" w:firstLine="0"/>
-        <w:rPr/>
-      </w:pPr>
-      <w:r>
-        <w:rPr>
-          <w:rtl w:val="0"/>
-        </w:rPr>
-      </w:r>
-    </w:p>
-    <w:p>
-      <w:pPr>
-        <w:ind w:left="1440" w:firstLine="0"/>
-        <w:rPr/>
-      </w:pPr>
-      <w:r>
-        <w:rPr>
-          <w:rtl w:val="0"/>
-        </w:rPr>
-      </w:r>
-    </w:p>
-    <w:p>
-      <w:pPr>
-        <w:ind w:left="1440" w:firstLine="0"/>
-        <w:rPr/>
-      </w:pPr>
-      <w:r>
-        <w:rPr>
-          <w:rtl w:val="0"/>
-        </w:rPr>
-      </w:r>
-    </w:p>
-    <w:p>
-      <w:pPr>
-        <w:ind w:left="1440" w:firstLine="0"/>
-        <w:rPr/>
-      </w:pPr>
-      <w:r>
-        <w:rPr>
-          <w:rtl w:val="0"/>
-        </w:rPr>
-      </w:r>
-    </w:p>
-    <w:p>
-      <w:pPr>
-        <w:ind w:left="1440" w:firstLine="0"/>
-        <w:rPr/>
-      </w:pPr>
-      <w:r>
-        <w:rPr>
-          <w:rtl w:val="0"/>
-        </w:rPr>
-      </w:r>
-    </w:p>
-    <w:p>
-      <w:pPr>
-        <w:ind w:left="1440" w:firstLine="0"/>
-        <w:rPr/>
-      </w:pPr>
-      <w:r>
-        <w:rPr>
-          <w:rtl w:val="0"/>
-        </w:rPr>
-      </w:r>
-    </w:p>
-    <w:p>
-      <w:pPr>
-        <w:ind w:left="1440" w:firstLine="0"/>
-        <w:rPr/>
-      </w:pPr>
-      <w:r>
-        <w:rPr>
-          <w:rtl w:val="0"/>
-        </w:rPr>
-      </w:r>
-    </w:p>
-    <w:p>
-      <w:pPr>
-        <w:ind w:left="1440" w:firstLine="0"/>
-        <w:rPr/>
-      </w:pPr>
-      <w:r>
-        <w:rPr>
-          <w:rtl w:val="0"/>
-        </w:rPr>
       </w:r>
     </w:p>
     <w:p>
@@ -2327,9 +2329,9 @@
     <w:tbl>
       <w:tblPr>
         <w:tblStyle w:val="Table3"/>
-        <w:tblW w:w="8565.0" w:type="dxa"/>
+        <w:tblW w:w="9660.0" w:type="dxa"/>
         <w:jc w:val="left"/>
-        <w:tblInd w:w="-80.99999999999994" w:type="dxa"/>
+        <w:tblInd w:w="-380.99999999999994" w:type="dxa"/>
         <w:tblBorders>
           <w:top w:color="000001" w:space="0" w:sz="8" w:val="single"/>
           <w:left w:color="000001" w:space="0" w:sz="8" w:val="single"/>
@@ -2342,12 +2344,12 @@
         <w:tblLook w:val="0000"/>
       </w:tblPr>
       <w:tblGrid>
-        <w:gridCol w:w="2640"/>
-        <w:gridCol w:w="5925"/>
+        <w:gridCol w:w="2940"/>
+        <w:gridCol w:w="6720"/>
         <w:tblGridChange w:id="0">
           <w:tblGrid>
-            <w:gridCol w:w="2640"/>
-            <w:gridCol w:w="5925"/>
+            <w:gridCol w:w="2940"/>
+            <w:gridCol w:w="6720"/>
           </w:tblGrid>
         </w:tblGridChange>
       </w:tblGrid>
@@ -2681,7 +2683,7 @@
                 <w:bCs w:val="1"/>
                 <w:rtl w:val="0"/>
               </w:rPr>
-              <w:t xml:space="preserve">/persons/</w:t>
+              <w:t xml:space="preserve">/person/</w:t>
             </w:r>
           </w:p>
         </w:tc>
@@ -3212,7 +3214,608 @@
                 <w:bCs w:val="1"/>
                 <w:rtl w:val="0"/>
               </w:rPr>
-              <w:t xml:space="preserve">…</w:t>
+              <w:t xml:space="preserve">/year/{{ year }}/</w:t>
+            </w:r>
+          </w:p>
+        </w:tc>
+        <w:tc>
+          <w:tcPr>
+            <w:tcBorders>
+              <w:top w:color="000001" w:space="0" w:sz="8" w:val="single"/>
+              <w:left w:color="000001" w:space="0" w:sz="8" w:val="single"/>
+              <w:bottom w:color="000001" w:space="0" w:sz="8" w:val="single"/>
+              <w:right w:color="000001" w:space="0" w:sz="8" w:val="single"/>
+            </w:tcBorders>
+            <w:shd w:fill="ffffff" w:val="clear"/>
+          </w:tcPr>
+          <w:p>
+            <w:pPr>
+              <w:widowControl w:val="0"/>
+              <w:spacing w:line="240" w:lineRule="auto"/>
+              <w:rPr/>
+            </w:pPr>
+            <w:r>
+              <w:rPr>
+                <w:rtl w:val="0"/>
+              </w:rPr>
+              <w:t xml:space="preserve">Lista de Shows realizados nesse Ano</w:t>
+            </w:r>
+          </w:p>
+        </w:tc>
+      </w:tr>
+      <w:tr>
+        <w:trPr>
+          <w:cantSplit w:val="0"/>
+          <w:tblHeader w:val="0"/>
+        </w:trPr>
+        <w:tc>
+          <w:tcPr>
+            <w:tcBorders>
+              <w:top w:color="000001" w:space="0" w:sz="8" w:val="single"/>
+              <w:left w:color="000001" w:space="0" w:sz="8" w:val="single"/>
+              <w:bottom w:color="000001" w:space="0" w:sz="8" w:val="single"/>
+              <w:right w:color="000001" w:space="0" w:sz="8" w:val="single"/>
+            </w:tcBorders>
+            <w:shd w:fill="ffffff" w:val="clear"/>
+          </w:tcPr>
+          <w:p>
+            <w:pPr>
+              <w:widowControl w:val="0"/>
+              <w:spacing w:line="240" w:lineRule="auto"/>
+              <w:rPr>
+                <w:b w:val="1"/>
+                <w:bCs w:val="1"/>
+              </w:rPr>
+            </w:pPr>
+            <w:r>
+              <w:rPr>
+                <w:b w:val="1"/>
+                <w:bCs w:val="1"/>
+                <w:rtl w:val="0"/>
+              </w:rPr>
+              <w:t xml:space="preserve">/queries/top-actors/</w:t>
+            </w:r>
+          </w:p>
+        </w:tc>
+        <w:tc>
+          <w:tcPr>
+            <w:tcBorders>
+              <w:top w:color="000001" w:space="0" w:sz="8" w:val="single"/>
+              <w:left w:color="000001" w:space="0" w:sz="8" w:val="single"/>
+              <w:bottom w:color="000001" w:space="0" w:sz="8" w:val="single"/>
+              <w:right w:color="000001" w:space="0" w:sz="8" w:val="single"/>
+            </w:tcBorders>
+            <w:shd w:fill="ffffff" w:val="clear"/>
+          </w:tcPr>
+          <w:p>
+            <w:pPr>
+              <w:widowControl w:val="0"/>
+              <w:spacing w:line="240" w:lineRule="auto"/>
+              <w:rPr/>
+            </w:pPr>
+            <w:r>
+              <w:rPr>
+                <w:rtl w:val="0"/>
+              </w:rPr>
+              <w:t xml:space="preserve">Lista dos 5 atores que participaram em mais shows</w:t>
+            </w:r>
+          </w:p>
+        </w:tc>
+      </w:tr>
+      <w:tr>
+        <w:trPr>
+          <w:cantSplit w:val="0"/>
+          <w:tblHeader w:val="0"/>
+        </w:trPr>
+        <w:tc>
+          <w:tcPr>
+            <w:tcBorders>
+              <w:top w:color="000001" w:space="0" w:sz="8" w:val="single"/>
+              <w:left w:color="000001" w:space="0" w:sz="8" w:val="single"/>
+              <w:bottom w:color="000001" w:space="0" w:sz="8" w:val="single"/>
+              <w:right w:color="000001" w:space="0" w:sz="8" w:val="single"/>
+            </w:tcBorders>
+            <w:shd w:fill="ffffff" w:val="clear"/>
+          </w:tcPr>
+          <w:p>
+            <w:pPr>
+              <w:widowControl w:val="0"/>
+              <w:spacing w:line="240" w:lineRule="auto"/>
+              <w:rPr>
+                <w:b w:val="1"/>
+                <w:bCs w:val="1"/>
+              </w:rPr>
+            </w:pPr>
+            <w:r>
+              <w:rPr>
+                <w:b w:val="1"/>
+                <w:bCs w:val="1"/>
+                <w:rtl w:val="0"/>
+              </w:rPr>
+              <w:t xml:space="preserve">/queries/topDurationMovies/</w:t>
+            </w:r>
+          </w:p>
+        </w:tc>
+        <w:tc>
+          <w:tcPr>
+            <w:tcBorders>
+              <w:top w:color="000001" w:space="0" w:sz="8" w:val="single"/>
+              <w:left w:color="000001" w:space="0" w:sz="8" w:val="single"/>
+              <w:bottom w:color="000001" w:space="0" w:sz="8" w:val="single"/>
+              <w:right w:color="000001" w:space="0" w:sz="8" w:val="single"/>
+            </w:tcBorders>
+            <w:shd w:fill="ffffff" w:val="clear"/>
+          </w:tcPr>
+          <w:p>
+            <w:pPr>
+              <w:widowControl w:val="0"/>
+              <w:spacing w:line="240" w:lineRule="auto"/>
+              <w:rPr/>
+            </w:pPr>
+            <w:r>
+              <w:rPr>
+                <w:rtl w:val="0"/>
+              </w:rPr>
+              <w:t xml:space="preserve">Ranking dos filmes com maior duração em cada categoria</w:t>
+            </w:r>
+          </w:p>
+        </w:tc>
+      </w:tr>
+      <w:tr>
+        <w:trPr>
+          <w:cantSplit w:val="0"/>
+          <w:tblHeader w:val="0"/>
+        </w:trPr>
+        <w:tc>
+          <w:tcPr>
+            <w:tcBorders>
+              <w:top w:color="000001" w:space="0" w:sz="8" w:val="single"/>
+              <w:left w:color="000001" w:space="0" w:sz="8" w:val="single"/>
+              <w:bottom w:color="000001" w:space="0" w:sz="8" w:val="single"/>
+              <w:right w:color="000001" w:space="0" w:sz="8" w:val="single"/>
+            </w:tcBorders>
+            <w:shd w:fill="ffffff" w:val="clear"/>
+          </w:tcPr>
+          <w:p>
+            <w:pPr>
+              <w:widowControl w:val="0"/>
+              <w:spacing w:line="240" w:lineRule="auto"/>
+              <w:rPr>
+                <w:b w:val="1"/>
+                <w:bCs w:val="1"/>
+              </w:rPr>
+            </w:pPr>
+            <w:r>
+              <w:rPr>
+                <w:b w:val="1"/>
+                <w:bCs w:val="1"/>
+                <w:rtl w:val="0"/>
+              </w:rPr>
+              <w:t xml:space="preserve">/queries/topExporters/</w:t>
+            </w:r>
+          </w:p>
+        </w:tc>
+        <w:tc>
+          <w:tcPr>
+            <w:tcBorders>
+              <w:top w:color="000001" w:space="0" w:sz="8" w:val="single"/>
+              <w:left w:color="000001" w:space="0" w:sz="8" w:val="single"/>
+              <w:bottom w:color="000001" w:space="0" w:sz="8" w:val="single"/>
+              <w:right w:color="000001" w:space="0" w:sz="8" w:val="single"/>
+            </w:tcBorders>
+            <w:shd w:fill="ffffff" w:val="clear"/>
+          </w:tcPr>
+          <w:p>
+            <w:pPr>
+              <w:widowControl w:val="0"/>
+              <w:spacing w:line="240" w:lineRule="auto"/>
+              <w:rPr/>
+            </w:pPr>
+            <w:r>
+              <w:rPr>
+                <w:rtl w:val="0"/>
+              </w:rPr>
+              <w:t xml:space="preserve">Ranking dos 20 países com maior volume de produção</w:t>
+            </w:r>
+          </w:p>
+        </w:tc>
+      </w:tr>
+      <w:tr>
+        <w:trPr>
+          <w:cantSplit w:val="0"/>
+          <w:tblHeader w:val="0"/>
+        </w:trPr>
+        <w:tc>
+          <w:tcPr>
+            <w:tcBorders>
+              <w:top w:color="000001" w:space="0" w:sz="8" w:val="single"/>
+              <w:left w:color="000001" w:space="0" w:sz="8" w:val="single"/>
+              <w:bottom w:color="000001" w:space="0" w:sz="8" w:val="single"/>
+              <w:right w:color="000001" w:space="0" w:sz="8" w:val="single"/>
+            </w:tcBorders>
+            <w:shd w:fill="ffffff" w:val="clear"/>
+          </w:tcPr>
+          <w:p>
+            <w:pPr>
+              <w:widowControl w:val="0"/>
+              <w:spacing w:line="240" w:lineRule="auto"/>
+              <w:rPr>
+                <w:b w:val="1"/>
+                <w:bCs w:val="1"/>
+              </w:rPr>
+            </w:pPr>
+            <w:r>
+              <w:rPr>
+                <w:b w:val="1"/>
+                <w:bCs w:val="1"/>
+                <w:rtl w:val="0"/>
+              </w:rPr>
+              <w:t xml:space="preserve">/queries/avgGenreDuration/</w:t>
+            </w:r>
+          </w:p>
+        </w:tc>
+        <w:tc>
+          <w:tcPr>
+            <w:tcBorders>
+              <w:top w:color="000001" w:space="0" w:sz="8" w:val="single"/>
+              <w:left w:color="000001" w:space="0" w:sz="8" w:val="single"/>
+              <w:bottom w:color="000001" w:space="0" w:sz="8" w:val="single"/>
+              <w:right w:color="000001" w:space="0" w:sz="8" w:val="single"/>
+            </w:tcBorders>
+            <w:shd w:fill="ffffff" w:val="clear"/>
+          </w:tcPr>
+          <w:p>
+            <w:pPr>
+              <w:widowControl w:val="0"/>
+              <w:spacing w:line="240" w:lineRule="auto"/>
+              <w:rPr/>
+            </w:pPr>
+            <w:r>
+              <w:rPr>
+                <w:rtl w:val="0"/>
+              </w:rPr>
+              <w:t xml:space="preserve">Duração média de um filme ou seŕie por género</w:t>
+            </w:r>
+          </w:p>
+        </w:tc>
+      </w:tr>
+      <w:tr>
+        <w:trPr>
+          <w:cantSplit w:val="0"/>
+          <w:tblHeader w:val="0"/>
+        </w:trPr>
+        <w:tc>
+          <w:tcPr>
+            <w:tcBorders>
+              <w:top w:color="000001" w:space="0" w:sz="8" w:val="single"/>
+              <w:left w:color="000001" w:space="0" w:sz="8" w:val="single"/>
+              <w:bottom w:color="000001" w:space="0" w:sz="8" w:val="single"/>
+              <w:right w:color="000001" w:space="0" w:sz="8" w:val="single"/>
+            </w:tcBorders>
+            <w:shd w:fill="ffffff" w:val="clear"/>
+          </w:tcPr>
+          <w:p>
+            <w:pPr>
+              <w:widowControl w:val="0"/>
+              <w:spacing w:line="240" w:lineRule="auto"/>
+              <w:rPr>
+                <w:b w:val="1"/>
+                <w:bCs w:val="1"/>
+              </w:rPr>
+            </w:pPr>
+            <w:r>
+              <w:rPr>
+                <w:b w:val="1"/>
+                <w:bCs w:val="1"/>
+                <w:rtl w:val="0"/>
+              </w:rPr>
+              <w:t xml:space="preserve">/queries/actorsdirectors/</w:t>
+            </w:r>
+          </w:p>
+        </w:tc>
+        <w:tc>
+          <w:tcPr>
+            <w:tcBorders>
+              <w:top w:color="000001" w:space="0" w:sz="8" w:val="single"/>
+              <w:left w:color="000001" w:space="0" w:sz="8" w:val="single"/>
+              <w:bottom w:color="000001" w:space="0" w:sz="8" w:val="single"/>
+              <w:right w:color="000001" w:space="0" w:sz="8" w:val="single"/>
+            </w:tcBorders>
+            <w:shd w:fill="ffffff" w:val="clear"/>
+          </w:tcPr>
+          <w:p>
+            <w:pPr>
+              <w:widowControl w:val="0"/>
+              <w:spacing w:line="240" w:lineRule="auto"/>
+              <w:rPr/>
+            </w:pPr>
+            <w:r>
+              <w:rPr>
+                <w:rtl w:val="0"/>
+              </w:rPr>
+              <w:t xml:space="preserve">Lista de pessoas que atuaram tanto como </w:t>
+            </w:r>
+            <w:r>
+              <w:rPr>
+                <w:rtl w:val="0"/>
+              </w:rPr>
+              <w:t xml:space="preserve">atores</w:t>
+            </w:r>
+            <w:r>
+              <w:rPr>
+                <w:rtl w:val="0"/>
+              </w:rPr>
+              <w:t xml:space="preserve"> quanto como diretores</w:t>
+            </w:r>
+          </w:p>
+        </w:tc>
+      </w:tr>
+      <w:tr>
+        <w:trPr>
+          <w:cantSplit w:val="0"/>
+          <w:tblHeader w:val="0"/>
+        </w:trPr>
+        <w:tc>
+          <w:tcPr>
+            <w:tcBorders>
+              <w:top w:color="000001" w:space="0" w:sz="8" w:val="single"/>
+              <w:left w:color="000001" w:space="0" w:sz="8" w:val="single"/>
+              <w:bottom w:color="000001" w:space="0" w:sz="8" w:val="single"/>
+              <w:right w:color="000001" w:space="0" w:sz="8" w:val="single"/>
+            </w:tcBorders>
+            <w:shd w:fill="ffffff" w:val="clear"/>
+          </w:tcPr>
+          <w:p>
+            <w:pPr>
+              <w:widowControl w:val="0"/>
+              <w:spacing w:line="240" w:lineRule="auto"/>
+              <w:rPr>
+                <w:b w:val="1"/>
+                <w:bCs w:val="1"/>
+              </w:rPr>
+            </w:pPr>
+            <w:r>
+              <w:rPr>
+                <w:b w:val="1"/>
+                <w:bCs w:val="1"/>
+                <w:rtl w:val="0"/>
+              </w:rPr>
+              <w:t xml:space="preserve">/queries/monthlyreleases/</w:t>
+            </w:r>
+          </w:p>
+        </w:tc>
+        <w:tc>
+          <w:tcPr>
+            <w:tcBorders>
+              <w:top w:color="000001" w:space="0" w:sz="8" w:val="single"/>
+              <w:left w:color="000001" w:space="0" w:sz="8" w:val="single"/>
+              <w:bottom w:color="000001" w:space="0" w:sz="8" w:val="single"/>
+              <w:right w:color="000001" w:space="0" w:sz="8" w:val="single"/>
+            </w:tcBorders>
+            <w:shd w:fill="ffffff" w:val="clear"/>
+          </w:tcPr>
+          <w:p>
+            <w:pPr>
+              <w:widowControl w:val="0"/>
+              <w:spacing w:line="240" w:lineRule="auto"/>
+              <w:rPr/>
+            </w:pPr>
+            <w:r>
+              <w:rPr>
+                <w:rtl w:val="0"/>
+              </w:rPr>
+              <w:t xml:space="preserve">Contagem de shows lançados por mês</w:t>
+            </w:r>
+          </w:p>
+        </w:tc>
+      </w:tr>
+      <w:tr>
+        <w:trPr>
+          <w:cantSplit w:val="0"/>
+          <w:tblHeader w:val="0"/>
+        </w:trPr>
+        <w:tc>
+          <w:tcPr>
+            <w:tcBorders>
+              <w:top w:color="000001" w:space="0" w:sz="8" w:val="single"/>
+              <w:left w:color="000001" w:space="0" w:sz="8" w:val="single"/>
+              <w:bottom w:color="000001" w:space="0" w:sz="8" w:val="single"/>
+              <w:right w:color="000001" w:space="0" w:sz="8" w:val="single"/>
+            </w:tcBorders>
+            <w:shd w:fill="ffffff" w:val="clear"/>
+          </w:tcPr>
+          <w:p>
+            <w:pPr>
+              <w:widowControl w:val="0"/>
+              <w:spacing w:line="240" w:lineRule="auto"/>
+              <w:rPr>
+                <w:b w:val="1"/>
+                <w:bCs w:val="1"/>
+              </w:rPr>
+            </w:pPr>
+            <w:r>
+              <w:rPr>
+                <w:b w:val="1"/>
+                <w:bCs w:val="1"/>
+                <w:rtl w:val="0"/>
+              </w:rPr>
+              <w:t xml:space="preserve">/queries/cumulativegrowth/</w:t>
+            </w:r>
+          </w:p>
+        </w:tc>
+        <w:tc>
+          <w:tcPr>
+            <w:tcBorders>
+              <w:top w:color="000001" w:space="0" w:sz="8" w:val="single"/>
+              <w:left w:color="000001" w:space="0" w:sz="8" w:val="single"/>
+              <w:bottom w:color="000001" w:space="0" w:sz="8" w:val="single"/>
+              <w:right w:color="000001" w:space="0" w:sz="8" w:val="single"/>
+            </w:tcBorders>
+            <w:shd w:fill="ffffff" w:val="clear"/>
+          </w:tcPr>
+          <w:p>
+            <w:pPr>
+              <w:widowControl w:val="0"/>
+              <w:spacing w:line="240" w:lineRule="auto"/>
+              <w:rPr/>
+            </w:pPr>
+            <w:r>
+              <w:rPr>
+                <w:rtl w:val="0"/>
+              </w:rPr>
+              <w:t xml:space="preserve">Evolução do número total de títulos no catálogo ao longo do tempo</w:t>
+            </w:r>
+          </w:p>
+        </w:tc>
+      </w:tr>
+      <w:tr>
+        <w:trPr>
+          <w:cantSplit w:val="0"/>
+          <w:tblHeader w:val="0"/>
+        </w:trPr>
+        <w:tc>
+          <w:tcPr>
+            <w:tcBorders>
+              <w:top w:color="000001" w:space="0" w:sz="8" w:val="single"/>
+              <w:left w:color="000001" w:space="0" w:sz="8" w:val="single"/>
+              <w:bottom w:color="000001" w:space="0" w:sz="8" w:val="single"/>
+              <w:right w:color="000001" w:space="0" w:sz="8" w:val="single"/>
+            </w:tcBorders>
+            <w:shd w:fill="ffffff" w:val="clear"/>
+          </w:tcPr>
+          <w:p>
+            <w:pPr>
+              <w:widowControl w:val="0"/>
+              <w:spacing w:line="240" w:lineRule="auto"/>
+              <w:rPr>
+                <w:b w:val="1"/>
+                <w:bCs w:val="1"/>
+              </w:rPr>
+            </w:pPr>
+            <w:r>
+              <w:rPr>
+                <w:b w:val="1"/>
+                <w:bCs w:val="1"/>
+                <w:rtl w:val="0"/>
+              </w:rPr>
+              <w:t xml:space="preserve">/queries/weekdayreleases/</w:t>
+            </w:r>
+          </w:p>
+        </w:tc>
+        <w:tc>
+          <w:tcPr>
+            <w:tcBorders>
+              <w:top w:color="000001" w:space="0" w:sz="8" w:val="single"/>
+              <w:left w:color="000001" w:space="0" w:sz="8" w:val="single"/>
+              <w:bottom w:color="000001" w:space="0" w:sz="8" w:val="single"/>
+              <w:right w:color="000001" w:space="0" w:sz="8" w:val="single"/>
+            </w:tcBorders>
+            <w:shd w:fill="ffffff" w:val="clear"/>
+          </w:tcPr>
+          <w:p>
+            <w:pPr>
+              <w:widowControl w:val="0"/>
+              <w:spacing w:line="240" w:lineRule="auto"/>
+              <w:rPr/>
+            </w:pPr>
+            <w:r>
+              <w:rPr>
+                <w:rtl w:val="0"/>
+              </w:rPr>
+              <w:t xml:space="preserve">Contagem de shows lançados por dia da semana</w:t>
+            </w:r>
+          </w:p>
+        </w:tc>
+      </w:tr>
+      <w:tr>
+        <w:trPr>
+          <w:cantSplit w:val="0"/>
+          <w:tblHeader w:val="0"/>
+        </w:trPr>
+        <w:tc>
+          <w:tcPr>
+            <w:tcBorders>
+              <w:top w:color="000001" w:space="0" w:sz="8" w:val="single"/>
+              <w:left w:color="000001" w:space="0" w:sz="8" w:val="single"/>
+              <w:bottom w:color="000001" w:space="0" w:sz="8" w:val="single"/>
+              <w:right w:color="000001" w:space="0" w:sz="8" w:val="single"/>
+            </w:tcBorders>
+            <w:shd w:fill="ffffff" w:val="clear"/>
+          </w:tcPr>
+          <w:p>
+            <w:pPr>
+              <w:widowControl w:val="0"/>
+              <w:spacing w:line="240" w:lineRule="auto"/>
+              <w:rPr>
+                <w:b w:val="1"/>
+                <w:bCs w:val="1"/>
+              </w:rPr>
+            </w:pPr>
+            <w:r>
+              <w:rPr>
+                <w:b w:val="1"/>
+                <w:bCs w:val="1"/>
+                <w:rtl w:val="0"/>
+              </w:rPr>
+              <w:t xml:space="preserve">#9</w:t>
+            </w:r>
+          </w:p>
+        </w:tc>
+        <w:tc>
+          <w:tcPr>
+            <w:tcBorders>
+              <w:top w:color="000001" w:space="0" w:sz="8" w:val="single"/>
+              <w:left w:color="000001" w:space="0" w:sz="8" w:val="single"/>
+              <w:bottom w:color="000001" w:space="0" w:sz="8" w:val="single"/>
+              <w:right w:color="000001" w:space="0" w:sz="8" w:val="single"/>
+            </w:tcBorders>
+            <w:shd w:fill="ffffff" w:val="clear"/>
+          </w:tcPr>
+          <w:p>
+            <w:pPr>
+              <w:widowControl w:val="0"/>
+              <w:spacing w:line="240" w:lineRule="auto"/>
+              <w:rPr/>
+            </w:pPr>
+            <w:r>
+              <w:rPr>
+                <w:rtl w:val="0"/>
+              </w:rPr>
+            </w:r>
+          </w:p>
+        </w:tc>
+      </w:tr>
+      <w:tr>
+        <w:trPr>
+          <w:cantSplit w:val="0"/>
+          <w:tblHeader w:val="0"/>
+        </w:trPr>
+        <w:tc>
+          <w:tcPr>
+            <w:tcBorders>
+              <w:top w:color="000001" w:space="0" w:sz="8" w:val="single"/>
+              <w:left w:color="000001" w:space="0" w:sz="8" w:val="single"/>
+              <w:bottom w:color="000001" w:space="0" w:sz="8" w:val="single"/>
+              <w:right w:color="000001" w:space="0" w:sz="8" w:val="single"/>
+            </w:tcBorders>
+            <w:shd w:fill="ffffff" w:val="clear"/>
+          </w:tcPr>
+          <w:p>
+            <w:pPr>
+              <w:widowControl w:val="0"/>
+              <w:spacing w:line="240" w:lineRule="auto"/>
+              <w:rPr>
+                <w:b w:val="1"/>
+                <w:bCs w:val="1"/>
+              </w:rPr>
+            </w:pPr>
+            <w:r>
+              <w:rPr>
+                <w:b w:val="1"/>
+                <w:bCs w:val="1"/>
+                <w:rtl w:val="0"/>
+              </w:rPr>
+              <w:t xml:space="preserve">#10</w:t>
             </w:r>
           </w:p>
         </w:tc>

--- a/relatorio.docx
+++ b/relatorio.docx
@@ -588,7 +588,7 @@
       <w:pPr>
         <w:numPr>
           <w:ilvl w:val="0"/>
-          <w:numId w:val="15"/>
+          <w:numId w:val="16"/>
         </w:numPr>
         <w:ind w:left="720" w:hanging="360"/>
         <w:rPr/>
@@ -609,7 +609,7 @@
       <w:pPr>
         <w:numPr>
           <w:ilvl w:val="0"/>
-          <w:numId w:val="15"/>
+          <w:numId w:val="16"/>
         </w:numPr>
         <w:ind w:left="720" w:hanging="360"/>
         <w:rPr/>
@@ -630,7 +630,7 @@
       <w:pPr>
         <w:numPr>
           <w:ilvl w:val="0"/>
-          <w:numId w:val="15"/>
+          <w:numId w:val="16"/>
         </w:numPr>
         <w:ind w:left="720" w:hanging="360"/>
         <w:rPr/>
@@ -651,7 +651,7 @@
       <w:pPr>
         <w:numPr>
           <w:ilvl w:val="0"/>
-          <w:numId w:val="15"/>
+          <w:numId w:val="16"/>
         </w:numPr>
         <w:ind w:left="720" w:hanging="360"/>
         <w:rPr/>
@@ -672,7 +672,7 @@
       <w:pPr>
         <w:numPr>
           <w:ilvl w:val="0"/>
-          <w:numId w:val="15"/>
+          <w:numId w:val="16"/>
         </w:numPr>
         <w:ind w:left="720" w:hanging="360"/>
         <w:rPr/>
@@ -693,7 +693,7 @@
       <w:pPr>
         <w:numPr>
           <w:ilvl w:val="0"/>
-          <w:numId w:val="15"/>
+          <w:numId w:val="16"/>
         </w:numPr>
         <w:ind w:left="720" w:hanging="360"/>
         <w:rPr/>
@@ -714,7 +714,7 @@
       <w:pPr>
         <w:numPr>
           <w:ilvl w:val="0"/>
-          <w:numId w:val="15"/>
+          <w:numId w:val="16"/>
         </w:numPr>
         <w:ind w:left="720" w:hanging="360"/>
         <w:rPr/>
@@ -735,7 +735,7 @@
       <w:pPr>
         <w:numPr>
           <w:ilvl w:val="1"/>
-          <w:numId w:val="15"/>
+          <w:numId w:val="16"/>
         </w:numPr>
         <w:ind w:left="1440" w:hanging="360"/>
         <w:rPr/>
@@ -756,7 +756,7 @@
       <w:pPr>
         <w:numPr>
           <w:ilvl w:val="1"/>
-          <w:numId w:val="15"/>
+          <w:numId w:val="16"/>
         </w:numPr>
         <w:ind w:left="1440" w:hanging="360"/>
         <w:rPr/>
@@ -777,7 +777,7 @@
       <w:pPr>
         <w:numPr>
           <w:ilvl w:val="1"/>
-          <w:numId w:val="15"/>
+          <w:numId w:val="16"/>
         </w:numPr>
         <w:ind w:left="1440" w:hanging="360"/>
         <w:rPr/>
@@ -1035,12 +1035,12 @@
             <wp:extent cx="5943600" cy="796961"/>
             <wp:effectExtent b="0" l="0" r="0" t="0"/>
             <wp:wrapSquare wrapText="bothSides" distB="57150" distT="57150" distL="57150" distR="57150"/>
-            <wp:docPr id="2" name="image3.png"/>
+            <wp:docPr id="2" name="image2.png"/>
             <a:graphic>
               <a:graphicData uri="http://schemas.openxmlformats.org/drawingml/2006/picture">
                 <pic:pic>
                   <pic:nvPicPr>
-                    <pic:cNvPr id="0" name="image3.png"/>
+                    <pic:cNvPr id="0" name="image2.png"/>
                     <pic:cNvPicPr preferRelativeResize="0"/>
                   </pic:nvPicPr>
                   <pic:blipFill>
@@ -1077,12 +1077,12 @@
             <wp:extent cx="5943600" cy="1032267"/>
             <wp:effectExtent b="0" l="0" r="0" t="0"/>
             <wp:wrapSquare wrapText="bothSides" distB="57150" distT="57150" distL="57150" distR="57150"/>
-            <wp:docPr id="4" name="image4.png"/>
+            <wp:docPr id="4" name="image3.png"/>
             <a:graphic>
               <a:graphicData uri="http://schemas.openxmlformats.org/drawingml/2006/picture">
                 <pic:pic>
                   <pic:nvPicPr>
-                    <pic:cNvPr id="0" name="image4.png"/>
+                    <pic:cNvPr id="0" name="image3.png"/>
                     <pic:cNvPicPr preferRelativeResize="0"/>
                   </pic:nvPicPr>
                   <pic:blipFill>
@@ -1351,12 +1351,12 @@
             <wp:extent cx="4895850" cy="2619375"/>
             <wp:effectExtent b="0" l="0" r="0" t="0"/>
             <wp:wrapSquare wrapText="bothSides" distB="57150" distT="57150" distL="57150" distR="57150"/>
-            <wp:docPr id="3" name="image2.png"/>
+            <wp:docPr id="3" name="image4.png"/>
             <a:graphic>
               <a:graphicData uri="http://schemas.openxmlformats.org/drawingml/2006/picture">
                 <pic:pic>
                   <pic:nvPicPr>
-                    <pic:cNvPr id="0" name="image2.png"/>
+                    <pic:cNvPr id="0" name="image4.png"/>
                     <pic:cNvPicPr preferRelativeResize="0"/>
                   </pic:nvPicPr>
                   <pic:blipFill>
@@ -1639,7 +1639,7 @@
       <w:pPr>
         <w:numPr>
           <w:ilvl w:val="0"/>
-          <w:numId w:val="16"/>
+          <w:numId w:val="17"/>
         </w:numPr>
         <w:ind w:left="720" w:hanging="360"/>
         <w:rPr>
@@ -1677,7 +1677,7 @@
       <w:pPr>
         <w:numPr>
           <w:ilvl w:val="1"/>
-          <w:numId w:val="16"/>
+          <w:numId w:val="17"/>
         </w:numPr>
         <w:ind w:left="1440" w:hanging="360"/>
         <w:rPr/>
@@ -1712,7 +1712,7 @@
       <w:pPr>
         <w:numPr>
           <w:ilvl w:val="1"/>
-          <w:numId w:val="16"/>
+          <w:numId w:val="17"/>
         </w:numPr>
         <w:ind w:left="1440" w:hanging="360"/>
         <w:rPr/>
@@ -1800,7 +1800,7 @@
       <w:pPr>
         <w:numPr>
           <w:ilvl w:val="0"/>
-          <w:numId w:val="16"/>
+          <w:numId w:val="17"/>
         </w:numPr>
         <w:ind w:left="720" w:hanging="360"/>
         <w:rPr>
@@ -1830,7 +1830,7 @@
       <w:pPr>
         <w:numPr>
           <w:ilvl w:val="1"/>
-          <w:numId w:val="16"/>
+          <w:numId w:val="17"/>
         </w:numPr>
         <w:ind w:left="1440" w:hanging="360"/>
         <w:rPr/>
@@ -1883,7 +1883,7 @@
       <w:pPr>
         <w:numPr>
           <w:ilvl w:val="0"/>
-          <w:numId w:val="16"/>
+          <w:numId w:val="17"/>
         </w:numPr>
         <w:ind w:left="720" w:hanging="360"/>
         <w:rPr>
@@ -1921,7 +1921,7 @@
       <w:pPr>
         <w:numPr>
           <w:ilvl w:val="1"/>
-          <w:numId w:val="16"/>
+          <w:numId w:val="17"/>
         </w:numPr>
         <w:ind w:left="1440" w:hanging="360"/>
         <w:rPr/>
@@ -1950,7 +1950,7 @@
       <w:pPr>
         <w:numPr>
           <w:ilvl w:val="1"/>
-          <w:numId w:val="16"/>
+          <w:numId w:val="17"/>
         </w:numPr>
         <w:ind w:left="1440" w:hanging="360"/>
         <w:rPr/>
@@ -1979,7 +1979,7 @@
       <w:pPr>
         <w:numPr>
           <w:ilvl w:val="1"/>
-          <w:numId w:val="16"/>
+          <w:numId w:val="17"/>
         </w:numPr>
         <w:ind w:left="1440" w:hanging="360"/>
         <w:rPr/>
@@ -2022,7 +2022,7 @@
       <w:pPr>
         <w:numPr>
           <w:ilvl w:val="0"/>
-          <w:numId w:val="16"/>
+          <w:numId w:val="17"/>
         </w:numPr>
         <w:ind w:left="720" w:hanging="360"/>
         <w:rPr>
@@ -2082,7 +2082,7 @@
       <w:pPr>
         <w:numPr>
           <w:ilvl w:val="1"/>
-          <w:numId w:val="16"/>
+          <w:numId w:val="17"/>
         </w:numPr>
         <w:ind w:left="1440" w:hanging="360"/>
         <w:rPr/>
@@ -2103,7 +2103,7 @@
       <w:pPr>
         <w:numPr>
           <w:ilvl w:val="1"/>
-          <w:numId w:val="16"/>
+          <w:numId w:val="17"/>
         </w:numPr>
         <w:ind w:left="1440" w:hanging="360"/>
         <w:rPr/>
@@ -2124,7 +2124,7 @@
       <w:pPr>
         <w:numPr>
           <w:ilvl w:val="1"/>
-          <w:numId w:val="16"/>
+          <w:numId w:val="17"/>
         </w:numPr>
         <w:ind w:left="1440" w:hanging="360"/>
         <w:rPr/>
@@ -2507,7 +2507,7 @@
       <w:pPr>
         <w:numPr>
           <w:ilvl w:val="0"/>
-          <w:numId w:val="9"/>
+          <w:numId w:val="10"/>
         </w:numPr>
         <w:spacing w:after="0" w:afterAutospacing="0" w:before="240" w:lineRule="auto"/>
         <w:ind w:left="720" w:hanging="360"/>
@@ -2583,7 +2583,7 @@
       <w:pPr>
         <w:numPr>
           <w:ilvl w:val="0"/>
-          <w:numId w:val="9"/>
+          <w:numId w:val="10"/>
         </w:numPr>
         <w:spacing w:after="0" w:afterAutospacing="0" w:before="0" w:beforeAutospacing="0" w:lineRule="auto"/>
         <w:ind w:left="720" w:hanging="360"/>
@@ -2647,7 +2647,7 @@
       <w:pPr>
         <w:numPr>
           <w:ilvl w:val="0"/>
-          <w:numId w:val="9"/>
+          <w:numId w:val="10"/>
         </w:numPr>
         <w:spacing w:after="0" w:afterAutospacing="0" w:before="0" w:beforeAutospacing="0" w:lineRule="auto"/>
         <w:ind w:left="720" w:hanging="360"/>
@@ -2738,7 +2738,7 @@
       <w:pPr>
         <w:numPr>
           <w:ilvl w:val="0"/>
-          <w:numId w:val="9"/>
+          <w:numId w:val="10"/>
         </w:numPr>
         <w:spacing w:after="240" w:before="0" w:beforeAutospacing="0" w:lineRule="auto"/>
         <w:ind w:left="720" w:hanging="360"/>
@@ -3527,7 +3527,7 @@
         <w:widowControl w:val="0"/>
         <w:numPr>
           <w:ilvl w:val="0"/>
-          <w:numId w:val="13"/>
+          <w:numId w:val="14"/>
         </w:numPr>
         <w:pBdr>
           <w:top w:space="0" w:sz="0" w:val="nil"/>
@@ -3608,7 +3608,7 @@
         <w:widowControl w:val="0"/>
         <w:numPr>
           <w:ilvl w:val="0"/>
-          <w:numId w:val="13"/>
+          <w:numId w:val="14"/>
         </w:numPr>
         <w:pBdr>
           <w:top w:space="0" w:sz="0" w:val="nil"/>
@@ -4634,7 +4634,7 @@
         <w:widowControl w:val="0"/>
         <w:numPr>
           <w:ilvl w:val="0"/>
-          <w:numId w:val="23"/>
+          <w:numId w:val="24"/>
         </w:numPr>
         <w:pBdr>
           <w:top w:space="0" w:sz="0" w:val="nil"/>
@@ -4812,7 +4812,7 @@
         <w:widowControl w:val="0"/>
         <w:numPr>
           <w:ilvl w:val="0"/>
-          <w:numId w:val="7"/>
+          <w:numId w:val="8"/>
         </w:numPr>
         <w:pBdr>
           <w:top w:space="0" w:sz="0" w:val="nil"/>
@@ -4931,7 +4931,7 @@
         <w:widowControl w:val="0"/>
         <w:numPr>
           <w:ilvl w:val="0"/>
-          <w:numId w:val="7"/>
+          <w:numId w:val="8"/>
         </w:numPr>
         <w:pBdr>
           <w:top w:space="0" w:sz="0" w:val="nil"/>
@@ -7039,7 +7039,7 @@
         <w:widowControl w:val="0"/>
         <w:numPr>
           <w:ilvl w:val="0"/>
-          <w:numId w:val="10"/>
+          <w:numId w:val="11"/>
         </w:numPr>
         <w:pBdr>
           <w:top w:space="0" w:sz="0" w:val="nil"/>
@@ -7120,7 +7120,7 @@
         <w:widowControl w:val="0"/>
         <w:numPr>
           <w:ilvl w:val="0"/>
-          <w:numId w:val="10"/>
+          <w:numId w:val="11"/>
         </w:numPr>
         <w:pBdr>
           <w:top w:space="0" w:sz="0" w:val="nil"/>
@@ -10219,7 +10219,7 @@
         <w:widowControl w:val="0"/>
         <w:numPr>
           <w:ilvl w:val="0"/>
-          <w:numId w:val="19"/>
+          <w:numId w:val="20"/>
         </w:numPr>
         <w:pBdr>
           <w:top w:space="0" w:sz="0" w:val="nil"/>
@@ -12125,7 +12125,7 @@
         <w:widowControl w:val="0"/>
         <w:numPr>
           <w:ilvl w:val="0"/>
-          <w:numId w:val="11"/>
+          <w:numId w:val="12"/>
         </w:numPr>
         <w:pBdr>
           <w:top w:space="0" w:sz="0" w:val="nil"/>
@@ -12358,7 +12358,7 @@
         <w:widowControl w:val="0"/>
         <w:numPr>
           <w:ilvl w:val="0"/>
-          <w:numId w:val="8"/>
+          <w:numId w:val="9"/>
         </w:numPr>
         <w:pBdr>
           <w:top w:space="0" w:sz="0" w:val="nil"/>
@@ -12477,7 +12477,7 @@
         <w:widowControl w:val="0"/>
         <w:numPr>
           <w:ilvl w:val="0"/>
-          <w:numId w:val="8"/>
+          <w:numId w:val="9"/>
         </w:numPr>
         <w:pBdr>
           <w:top w:space="0" w:sz="0" w:val="nil"/>
@@ -14251,7 +14251,7 @@
         <w:widowControl w:val="0"/>
         <w:numPr>
           <w:ilvl w:val="0"/>
-          <w:numId w:val="22"/>
+          <w:numId w:val="23"/>
         </w:numPr>
         <w:pBdr>
           <w:top w:space="0" w:sz="0" w:val="nil"/>
@@ -15239,7 +15239,7 @@
         <w:widowControl w:val="0"/>
         <w:numPr>
           <w:ilvl w:val="0"/>
-          <w:numId w:val="12"/>
+          <w:numId w:val="13"/>
         </w:numPr>
         <w:pBdr>
           <w:top w:space="0" w:sz="0" w:val="nil"/>
@@ -15466,7 +15466,7 @@
         <w:widowControl w:val="0"/>
         <w:numPr>
           <w:ilvl w:val="0"/>
-          <w:numId w:val="6"/>
+          <w:numId w:val="7"/>
         </w:numPr>
         <w:pBdr>
           <w:top w:space="0" w:sz="0" w:val="nil"/>
@@ -15585,7 +15585,7 @@
         <w:widowControl w:val="0"/>
         <w:numPr>
           <w:ilvl w:val="0"/>
-          <w:numId w:val="6"/>
+          <w:numId w:val="7"/>
         </w:numPr>
         <w:pBdr>
           <w:top w:space="0" w:sz="0" w:val="nil"/>
@@ -16612,7 +16612,7 @@
         <w:widowControl w:val="0"/>
         <w:numPr>
           <w:ilvl w:val="0"/>
-          <w:numId w:val="20"/>
+          <w:numId w:val="21"/>
         </w:numPr>
         <w:pBdr>
           <w:top w:space="0" w:sz="0" w:val="nil"/>
@@ -16814,7 +16814,7 @@
         <w:widowControl w:val="0"/>
         <w:numPr>
           <w:ilvl w:val="0"/>
-          <w:numId w:val="14"/>
+          <w:numId w:val="15"/>
         </w:numPr>
         <w:pBdr>
           <w:top w:space="0" w:sz="0" w:val="nil"/>
@@ -16895,7 +16895,7 @@
         <w:widowControl w:val="0"/>
         <w:numPr>
           <w:ilvl w:val="0"/>
-          <w:numId w:val="14"/>
+          <w:numId w:val="15"/>
         </w:numPr>
         <w:pBdr>
           <w:top w:space="0" w:sz="0" w:val="nil"/>
@@ -18800,7 +18800,7 @@
         <w:widowControl w:val="0"/>
         <w:numPr>
           <w:ilvl w:val="0"/>
-          <w:numId w:val="21"/>
+          <w:numId w:val="22"/>
         </w:numPr>
         <w:pBdr>
           <w:top w:space="0" w:sz="0" w:val="nil"/>
@@ -21527,7 +21527,7 @@
         <w:widowControl w:val="0"/>
         <w:numPr>
           <w:ilvl w:val="0"/>
-          <w:numId w:val="18"/>
+          <w:numId w:val="19"/>
         </w:numPr>
         <w:pBdr>
           <w:top w:space="0" w:sz="0" w:val="nil"/>
@@ -21608,7 +21608,7 @@
         <w:widowControl w:val="0"/>
         <w:numPr>
           <w:ilvl w:val="0"/>
-          <w:numId w:val="18"/>
+          <w:numId w:val="19"/>
         </w:numPr>
         <w:pBdr>
           <w:top w:space="0" w:sz="0" w:val="nil"/>
@@ -23466,7 +23466,7 @@
         <w:widowControl w:val="0"/>
         <w:numPr>
           <w:ilvl w:val="0"/>
-          <w:numId w:val="17"/>
+          <w:numId w:val="18"/>
         </w:numPr>
         <w:pBdr>
           <w:top w:space="0" w:sz="0" w:val="nil"/>
@@ -23559,17 +23559,347 @@
     <w:p>
       <w:pPr>
         <w:pStyle w:val="Heading3"/>
+        <w:rPr/>
+      </w:pPr>
+      <w:r>
+        <w:rPr>
+          <w:rtl w:val="0"/>
+        </w:rPr>
+        <w:t xml:space="preserve">2.3. Aplicação Python</w:t>
+      </w:r>
+    </w:p>
+    <w:p>
+      <w:pPr>
+        <w:spacing w:after="240" w:before="240" w:lineRule="auto"/>
+        <w:rPr/>
+      </w:pPr>
+      <w:r>
+        <w:rPr>
+          <w:rtl w:val="0"/>
+        </w:rPr>
+        <w:t xml:space="preserve">Para a visualização e interação com os dados, foi desenvolvida uma aplicação web utilizando a </w:t>
+      </w:r>
+      <w:r>
+        <w:rPr>
+          <w:i w:val="1"/>
+          <w:iCs w:val="1"/>
+          <w:rtl w:val="0"/>
+        </w:rPr>
+        <w:t xml:space="preserve">framework</w:t>
+      </w:r>
+      <w:r>
+        <w:rPr>
+          <w:rtl w:val="0"/>
+        </w:rPr>
+        <w:t xml:space="preserve"> </w:t>
+      </w:r>
+      <w:r>
         <w:rPr>
           <w:b w:val="1"/>
           <w:bCs w:val="1"/>
-          <w:highlight w:val="yellow"/>
-        </w:rPr>
-      </w:pPr>
-      <w:r>
-        <w:rPr>
-          <w:rtl w:val="0"/>
-        </w:rPr>
-        <w:t xml:space="preserve">2.3. Aplicação Python</w:t>
+          <w:rtl w:val="0"/>
+        </w:rPr>
+        <w:t xml:space="preserve">Flask</w:t>
+      </w:r>
+      <w:r>
+        <w:rPr>
+          <w:rtl w:val="0"/>
+        </w:rPr>
+        <w:t xml:space="preserve">. A aplicação expõe os dados através de </w:t>
+      </w:r>
+      <w:r>
+        <w:rPr>
+          <w:i w:val="1"/>
+          <w:iCs w:val="1"/>
+          <w:rtl w:val="0"/>
+        </w:rPr>
+        <w:t xml:space="preserve">endpoints</w:t>
+      </w:r>
+      <w:r>
+        <w:rPr>
+          <w:rtl w:val="0"/>
+        </w:rPr>
+        <w:t xml:space="preserve"> organizados, permitindo a navegação entre entidades (ex: clicar num ator para ver a sua filmografia) e a visualização das estatísticas calculadas via SQL.</w:t>
+      </w:r>
+    </w:p>
+    <w:p>
+      <w:pPr>
+        <w:spacing w:after="240" w:before="240" w:lineRule="auto"/>
+        <w:rPr/>
+      </w:pPr>
+      <w:r>
+        <w:rPr>
+          <w:rtl w:val="0"/>
+        </w:rPr>
+      </w:r>
+    </w:p>
+    <w:p>
+      <w:pPr>
+        <w:spacing w:after="240" w:before="240" w:lineRule="auto"/>
+        <w:rPr>
+          <w:b w:val="1"/>
+          <w:bCs w:val="1"/>
+          <w:sz w:val="24"/>
+          <w:szCs w:val="24"/>
+        </w:rPr>
+      </w:pPr>
+      <w:r>
+        <w:rPr>
+          <w:b w:val="1"/>
+          <w:bCs w:val="1"/>
+          <w:sz w:val="24"/>
+          <w:szCs w:val="24"/>
+          <w:rtl w:val="0"/>
+        </w:rPr>
+        <w:t xml:space="preserve">Segurança e Integridade das Interrogações</w:t>
+      </w:r>
+    </w:p>
+    <w:p>
+      <w:pPr>
+        <w:spacing w:after="240" w:before="240" w:lineRule="auto"/>
+        <w:rPr/>
+      </w:pPr>
+      <w:r>
+        <w:rPr>
+          <w:rtl w:val="0"/>
+        </w:rPr>
+        <w:t xml:space="preserve">Um dos focos principais no desenvolvimento da aplicação foi a segurança na interação com a base de dados. Dado que a funcionalidade de </w:t>
+      </w:r>
+      <w:r>
+        <w:rPr>
+          <w:b w:val="1"/>
+          <w:bCs w:val="1"/>
+          <w:rtl w:val="0"/>
+        </w:rPr>
+        <w:t xml:space="preserve">Pesquisa e Ordenação</w:t>
+      </w:r>
+      <w:r>
+        <w:rPr>
+          <w:rtl w:val="0"/>
+        </w:rPr>
+        <w:t xml:space="preserve"> do catálogo (rota </w:t>
+      </w:r>
+      <w:r>
+        <w:rPr>
+          <w:rFonts w:ascii="Roboto Mono" w:cs="Roboto Mono" w:eastAsia="Roboto Mono" w:hAnsi="Roboto Mono"/>
+          <w:rtl w:val="0"/>
+        </w:rPr>
+        <w:t xml:space="preserve">/show/</w:t>
+      </w:r>
+      <w:r>
+        <w:rPr>
+          <w:rtl w:val="0"/>
+        </w:rPr>
+        <w:t xml:space="preserve">) implica a construção dinâmica de instruções SQL com base no </w:t>
+      </w:r>
+      <w:r>
+        <w:rPr>
+          <w:i w:val="1"/>
+          <w:iCs w:val="1"/>
+          <w:rtl w:val="0"/>
+        </w:rPr>
+        <w:t xml:space="preserve">input</w:t>
+      </w:r>
+      <w:r>
+        <w:rPr>
+          <w:rtl w:val="0"/>
+        </w:rPr>
+        <w:t xml:space="preserve"> do utilizador, foram implementados mecanismos robustos de prevenção contra injeção de SQL (</w:t>
+      </w:r>
+      <w:r>
+        <w:rPr>
+          <w:i w:val="1"/>
+          <w:iCs w:val="1"/>
+          <w:rtl w:val="0"/>
+        </w:rPr>
+        <w:t xml:space="preserve">SQL Injection</w:t>
+      </w:r>
+      <w:r>
+        <w:rPr>
+          <w:rtl w:val="0"/>
+        </w:rPr>
+        <w:t xml:space="preserve">):</w:t>
+      </w:r>
+    </w:p>
+    <w:p>
+      <w:pPr>
+        <w:numPr>
+          <w:ilvl w:val="0"/>
+          <w:numId w:val="6"/>
+        </w:numPr>
+        <w:spacing w:after="0" w:afterAutospacing="0" w:before="240" w:lineRule="auto"/>
+        <w:ind w:left="720" w:hanging="360"/>
+        <w:rPr/>
+      </w:pPr>
+      <w:r>
+        <w:rPr>
+          <w:b w:val="1"/>
+          <w:bCs w:val="1"/>
+          <w:rtl w:val="0"/>
+        </w:rPr>
+        <w:t xml:space="preserve">Consultas Parametrizadas (</w:t>
+      </w:r>
+      <w:r>
+        <w:rPr>
+          <w:b w:val="1"/>
+          <w:bCs w:val="1"/>
+          <w:i w:val="1"/>
+          <w:iCs w:val="1"/>
+          <w:rtl w:val="0"/>
+        </w:rPr>
+        <w:t xml:space="preserve">Parameterized Queries</w:t>
+      </w:r>
+      <w:r>
+        <w:rPr>
+          <w:b w:val="1"/>
+          <w:bCs w:val="1"/>
+          <w:rtl w:val="0"/>
+        </w:rPr>
+        <w:t xml:space="preserve">):</w:t>
+      </w:r>
+      <w:r>
+        <w:rPr>
+          <w:rtl w:val="0"/>
+        </w:rPr>
+        <w:t xml:space="preserve"> Para os filtros de pesquisa de texto (título e descrição), utilizam-se </w:t>
+      </w:r>
+      <w:r>
+        <w:rPr>
+          <w:i w:val="1"/>
+          <w:iCs w:val="1"/>
+          <w:rtl w:val="0"/>
+        </w:rPr>
+        <w:t xml:space="preserve">placeholders</w:t>
+      </w:r>
+      <w:r>
+        <w:rPr>
+          <w:rtl w:val="0"/>
+        </w:rPr>
+        <w:t xml:space="preserve"> (</w:t>
+      </w:r>
+      <w:r>
+        <w:rPr>
+          <w:rFonts w:ascii="Roboto Mono" w:cs="Roboto Mono" w:eastAsia="Roboto Mono" w:hAnsi="Roboto Mono"/>
+          <w:rtl w:val="0"/>
+        </w:rPr>
+        <w:t xml:space="preserve">?</w:t>
+      </w:r>
+      <w:r>
+        <w:rPr>
+          <w:rtl w:val="0"/>
+        </w:rPr>
+        <w:t xml:space="preserve">) na instrução SQL. Desta forma, os valores introduzidos pelo utilizador são tratados estritamente como dados literais pelo motor da base de dados, neutralizando qualquer tentativa de injeção de código malicioso.</w:t>
+      </w:r>
+    </w:p>
+    <w:p>
+      <w:pPr>
+        <w:numPr>
+          <w:ilvl w:val="0"/>
+          <w:numId w:val="6"/>
+        </w:numPr>
+        <w:spacing w:after="240" w:before="0" w:beforeAutospacing="0" w:lineRule="auto"/>
+        <w:ind w:left="720" w:hanging="360"/>
+        <w:rPr/>
+      </w:pPr>
+      <w:r>
+        <w:rPr>
+          <w:b w:val="1"/>
+          <w:bCs w:val="1"/>
+          <w:rtl w:val="0"/>
+        </w:rPr>
+        <w:t xml:space="preserve">Listas de Permissão (</w:t>
+      </w:r>
+      <w:r>
+        <w:rPr>
+          <w:b w:val="1"/>
+          <w:bCs w:val="1"/>
+          <w:i w:val="1"/>
+          <w:iCs w:val="1"/>
+          <w:rtl w:val="0"/>
+        </w:rPr>
+        <w:t xml:space="preserve">Whitelisting</w:t>
+      </w:r>
+      <w:r>
+        <w:rPr>
+          <w:b w:val="1"/>
+          <w:bCs w:val="1"/>
+          <w:rtl w:val="0"/>
+        </w:rPr>
+        <w:t xml:space="preserve">):</w:t>
+      </w:r>
+      <w:r>
+        <w:rPr>
+          <w:rtl w:val="0"/>
+        </w:rPr>
+        <w:t xml:space="preserve"> Para a ordenação dinâmica das colunas, onde os </w:t>
+      </w:r>
+      <w:r>
+        <w:rPr>
+          <w:i w:val="1"/>
+          <w:iCs w:val="1"/>
+          <w:rtl w:val="0"/>
+        </w:rPr>
+        <w:t xml:space="preserve">placeholders</w:t>
+      </w:r>
+      <w:r>
+        <w:rPr>
+          <w:rtl w:val="0"/>
+        </w:rPr>
+        <w:t xml:space="preserve"> não são suportados pelo SQL (ex: </w:t>
+      </w:r>
+      <w:r>
+        <w:rPr>
+          <w:rFonts w:ascii="Roboto Mono" w:cs="Roboto Mono" w:eastAsia="Roboto Mono" w:hAnsi="Roboto Mono"/>
+          <w:rtl w:val="0"/>
+        </w:rPr>
+        <w:t xml:space="preserve">ORDER BY ?</w:t>
+      </w:r>
+      <w:r>
+        <w:rPr>
+          <w:rtl w:val="0"/>
+        </w:rPr>
+        <w:t xml:space="preserve">), implementou-se uma validação lógica no Python. O parâmetro de ordenação recebido é verificado contra uma lista pré-definida de colunas válidas (</w:t>
+      </w:r>
+      <w:r>
+        <w:rPr>
+          <w:rFonts w:ascii="Roboto Mono" w:cs="Roboto Mono" w:eastAsia="Roboto Mono" w:hAnsi="Roboto Mono"/>
+          <w:rtl w:val="0"/>
+        </w:rPr>
+        <w:t xml:space="preserve">['show_id', 'duration_value', 'release_date', ...]</w:t>
+      </w:r>
+      <w:r>
+        <w:rPr>
+          <w:rtl w:val="0"/>
+        </w:rPr>
+        <w:t xml:space="preserve">). Se o </w:t>
+      </w:r>
+      <w:r>
+        <w:rPr>
+          <w:i w:val="1"/>
+          <w:iCs w:val="1"/>
+          <w:rtl w:val="0"/>
+        </w:rPr>
+        <w:t xml:space="preserve">input</w:t>
+      </w:r>
+      <w:r>
+        <w:rPr>
+          <w:rtl w:val="0"/>
+        </w:rPr>
+        <w:t xml:space="preserve"> não constar na lista, a ordenação reverte para um valor seguro por defeito, impedindo a manipulação estrutural da </w:t>
+      </w:r>
+      <w:r>
+        <w:rPr>
+          <w:i w:val="1"/>
+          <w:iCs w:val="1"/>
+          <w:rtl w:val="0"/>
+        </w:rPr>
+        <w:t xml:space="preserve">query</w:t>
+      </w:r>
+      <w:r>
+        <w:rPr>
+          <w:rtl w:val="0"/>
+        </w:rPr>
+        <w:t xml:space="preserve">.</w:t>
       </w:r>
       <w:r>
         <w:rPr>
@@ -26662,218 +26992,110 @@
   <w:abstractNum w:abstractNumId="6">
     <w:lvl w:ilvl="0">
       <w:start w:val="1"/>
-      <w:numFmt w:val="bullet"/>
-      <w:lvlText w:val="➔"/>
+      <w:numFmt w:val="decimal"/>
+      <w:lvlText w:val="%1."/>
       <w:lvlJc w:val="left"/>
       <w:pPr>
         <w:ind w:left="720" w:hanging="360"/>
       </w:pPr>
       <w:rPr>
-        <w:rFonts w:ascii="Arial" w:cs="Arial" w:eastAsia="Arial" w:hAnsi="Arial"/>
-        <w:b w:val="0"/>
-        <w:bCs w:val="0"/>
-        <w:i w:val="0"/>
-        <w:iCs w:val="0"/>
-        <w:smallCaps w:val="0"/>
-        <w:strike w:val="0"/>
-        <w:color w:val="000000"/>
-        <w:sz w:val="22"/>
-        <w:szCs w:val="22"/>
         <w:u w:val="none"/>
-        <w:shd w:fill="auto" w:val="clear"/>
-        <w:vertAlign w:val="baseline"/>
       </w:rPr>
     </w:lvl>
     <w:lvl w:ilvl="1">
       <w:start w:val="1"/>
-      <w:numFmt w:val="bullet"/>
-      <w:lvlText w:val="◆"/>
+      <w:numFmt w:val="lowerLetter"/>
+      <w:lvlText w:val="%2."/>
       <w:lvlJc w:val="left"/>
       <w:pPr>
         <w:ind w:left="1440" w:hanging="360"/>
       </w:pPr>
       <w:rPr>
-        <w:rFonts w:ascii="Arial" w:cs="Arial" w:eastAsia="Arial" w:hAnsi="Arial"/>
-        <w:b w:val="0"/>
-        <w:bCs w:val="0"/>
-        <w:i w:val="0"/>
-        <w:iCs w:val="0"/>
-        <w:smallCaps w:val="0"/>
-        <w:strike w:val="0"/>
-        <w:color w:val="000000"/>
-        <w:sz w:val="22"/>
-        <w:szCs w:val="22"/>
         <w:u w:val="none"/>
-        <w:shd w:fill="auto" w:val="clear"/>
-        <w:vertAlign w:val="baseline"/>
       </w:rPr>
     </w:lvl>
     <w:lvl w:ilvl="2">
       <w:start w:val="1"/>
-      <w:numFmt w:val="bullet"/>
-      <w:lvlText w:val="●"/>
+      <w:numFmt w:val="lowerRoman"/>
+      <w:lvlText w:val="%3."/>
       <w:lvlJc w:val="left"/>
       <w:pPr>
         <w:ind w:left="2160" w:hanging="360"/>
       </w:pPr>
       <w:rPr>
-        <w:rFonts w:ascii="Arial" w:cs="Arial" w:eastAsia="Arial" w:hAnsi="Arial"/>
-        <w:b w:val="0"/>
-        <w:bCs w:val="0"/>
-        <w:i w:val="0"/>
-        <w:iCs w:val="0"/>
-        <w:smallCaps w:val="0"/>
-        <w:strike w:val="0"/>
-        <w:color w:val="000000"/>
-        <w:sz w:val="22"/>
-        <w:szCs w:val="22"/>
         <w:u w:val="none"/>
-        <w:shd w:fill="auto" w:val="clear"/>
-        <w:vertAlign w:val="baseline"/>
       </w:rPr>
     </w:lvl>
     <w:lvl w:ilvl="3">
       <w:start w:val="1"/>
-      <w:numFmt w:val="bullet"/>
-      <w:lvlText w:val="○"/>
+      <w:numFmt w:val="decimal"/>
+      <w:lvlText w:val="%4."/>
       <w:lvlJc w:val="left"/>
       <w:pPr>
         <w:ind w:left="2880" w:hanging="360"/>
       </w:pPr>
       <w:rPr>
-        <w:rFonts w:ascii="Arial" w:cs="Arial" w:eastAsia="Arial" w:hAnsi="Arial"/>
-        <w:b w:val="0"/>
-        <w:bCs w:val="0"/>
-        <w:i w:val="0"/>
-        <w:iCs w:val="0"/>
-        <w:smallCaps w:val="0"/>
-        <w:strike w:val="0"/>
-        <w:color w:val="000000"/>
-        <w:sz w:val="22"/>
-        <w:szCs w:val="22"/>
         <w:u w:val="none"/>
-        <w:shd w:fill="auto" w:val="clear"/>
-        <w:vertAlign w:val="baseline"/>
       </w:rPr>
     </w:lvl>
     <w:lvl w:ilvl="4">
       <w:start w:val="1"/>
-      <w:numFmt w:val="bullet"/>
-      <w:lvlText w:val="◆"/>
+      <w:numFmt w:val="lowerLetter"/>
+      <w:lvlText w:val="%5."/>
       <w:lvlJc w:val="left"/>
       <w:pPr>
         <w:ind w:left="3600" w:hanging="360"/>
       </w:pPr>
       <w:rPr>
-        <w:rFonts w:ascii="Arial" w:cs="Arial" w:eastAsia="Arial" w:hAnsi="Arial"/>
-        <w:b w:val="0"/>
-        <w:bCs w:val="0"/>
-        <w:i w:val="0"/>
-        <w:iCs w:val="0"/>
-        <w:smallCaps w:val="0"/>
-        <w:strike w:val="0"/>
-        <w:color w:val="000000"/>
-        <w:sz w:val="22"/>
-        <w:szCs w:val="22"/>
         <w:u w:val="none"/>
-        <w:shd w:fill="auto" w:val="clear"/>
-        <w:vertAlign w:val="baseline"/>
       </w:rPr>
     </w:lvl>
     <w:lvl w:ilvl="5">
       <w:start w:val="1"/>
-      <w:numFmt w:val="bullet"/>
-      <w:lvlText w:val="●"/>
+      <w:numFmt w:val="lowerRoman"/>
+      <w:lvlText w:val="%6."/>
       <w:lvlJc w:val="left"/>
       <w:pPr>
         <w:ind w:left="4320" w:hanging="360"/>
       </w:pPr>
       <w:rPr>
-        <w:rFonts w:ascii="Arial" w:cs="Arial" w:eastAsia="Arial" w:hAnsi="Arial"/>
-        <w:b w:val="0"/>
-        <w:bCs w:val="0"/>
-        <w:i w:val="0"/>
-        <w:iCs w:val="0"/>
-        <w:smallCaps w:val="0"/>
-        <w:strike w:val="0"/>
-        <w:color w:val="000000"/>
-        <w:sz w:val="22"/>
-        <w:szCs w:val="22"/>
         <w:u w:val="none"/>
-        <w:shd w:fill="auto" w:val="clear"/>
-        <w:vertAlign w:val="baseline"/>
       </w:rPr>
     </w:lvl>
     <w:lvl w:ilvl="6">
       <w:start w:val="1"/>
-      <w:numFmt w:val="bullet"/>
-      <w:lvlText w:val="○"/>
+      <w:numFmt w:val="decimal"/>
+      <w:lvlText w:val="%7."/>
       <w:lvlJc w:val="left"/>
       <w:pPr>
         <w:ind w:left="5040" w:hanging="360"/>
       </w:pPr>
       <w:rPr>
-        <w:rFonts w:ascii="Arial" w:cs="Arial" w:eastAsia="Arial" w:hAnsi="Arial"/>
-        <w:b w:val="0"/>
-        <w:bCs w:val="0"/>
-        <w:i w:val="0"/>
-        <w:iCs w:val="0"/>
-        <w:smallCaps w:val="0"/>
-        <w:strike w:val="0"/>
-        <w:color w:val="000000"/>
-        <w:sz w:val="22"/>
-        <w:szCs w:val="22"/>
         <w:u w:val="none"/>
-        <w:shd w:fill="auto" w:val="clear"/>
-        <w:vertAlign w:val="baseline"/>
       </w:rPr>
     </w:lvl>
     <w:lvl w:ilvl="7">
       <w:start w:val="1"/>
-      <w:numFmt w:val="bullet"/>
-      <w:lvlText w:val="◆"/>
+      <w:numFmt w:val="lowerLetter"/>
+      <w:lvlText w:val="%8."/>
       <w:lvlJc w:val="left"/>
       <w:pPr>
         <w:ind w:left="5760" w:hanging="360"/>
       </w:pPr>
       <w:rPr>
-        <w:rFonts w:ascii="Arial" w:cs="Arial" w:eastAsia="Arial" w:hAnsi="Arial"/>
-        <w:b w:val="0"/>
-        <w:bCs w:val="0"/>
-        <w:i w:val="0"/>
-        <w:iCs w:val="0"/>
-        <w:smallCaps w:val="0"/>
-        <w:strike w:val="0"/>
-        <w:color w:val="000000"/>
-        <w:sz w:val="22"/>
-        <w:szCs w:val="22"/>
         <w:u w:val="none"/>
-        <w:shd w:fill="auto" w:val="clear"/>
-        <w:vertAlign w:val="baseline"/>
       </w:rPr>
     </w:lvl>
     <w:lvl w:ilvl="8">
       <w:start w:val="1"/>
-      <w:numFmt w:val="bullet"/>
-      <w:lvlText w:val="●"/>
+      <w:numFmt w:val="lowerRoman"/>
+      <w:lvlText w:val="%9."/>
       <w:lvlJc w:val="left"/>
       <w:pPr>
         <w:ind w:left="6480" w:hanging="360"/>
       </w:pPr>
       <w:rPr>
-        <w:rFonts w:ascii="Arial" w:cs="Arial" w:eastAsia="Arial" w:hAnsi="Arial"/>
-        <w:b w:val="0"/>
-        <w:bCs w:val="0"/>
-        <w:i w:val="0"/>
-        <w:iCs w:val="0"/>
-        <w:smallCaps w:val="0"/>
-        <w:strike w:val="0"/>
-        <w:color w:val="000000"/>
-        <w:sz w:val="22"/>
-        <w:szCs w:val="22"/>
         <w:u w:val="none"/>
-        <w:shd w:fill="auto" w:val="clear"/>
-        <w:vertAlign w:val="baseline"/>
       </w:rPr>
     </w:lvl>
   </w:abstractNum>
@@ -27316,116 +27538,6 @@
   <w:abstractNum w:abstractNumId="9">
     <w:lvl w:ilvl="0">
       <w:start w:val="1"/>
-      <w:numFmt w:val="decimal"/>
-      <w:lvlText w:val="%1."/>
-      <w:lvlJc w:val="left"/>
-      <w:pPr>
-        <w:ind w:left="720" w:hanging="360"/>
-      </w:pPr>
-      <w:rPr>
-        <w:u w:val="none"/>
-      </w:rPr>
-    </w:lvl>
-    <w:lvl w:ilvl="1">
-      <w:start w:val="1"/>
-      <w:numFmt w:val="lowerLetter"/>
-      <w:lvlText w:val="%2."/>
-      <w:lvlJc w:val="left"/>
-      <w:pPr>
-        <w:ind w:left="1440" w:hanging="360"/>
-      </w:pPr>
-      <w:rPr>
-        <w:u w:val="none"/>
-      </w:rPr>
-    </w:lvl>
-    <w:lvl w:ilvl="2">
-      <w:start w:val="1"/>
-      <w:numFmt w:val="lowerRoman"/>
-      <w:lvlText w:val="%3."/>
-      <w:lvlJc w:val="right"/>
-      <w:pPr>
-        <w:ind w:left="2160" w:hanging="360"/>
-      </w:pPr>
-      <w:rPr>
-        <w:u w:val="none"/>
-      </w:rPr>
-    </w:lvl>
-    <w:lvl w:ilvl="3">
-      <w:start w:val="1"/>
-      <w:numFmt w:val="decimal"/>
-      <w:lvlText w:val="%4."/>
-      <w:lvlJc w:val="left"/>
-      <w:pPr>
-        <w:ind w:left="2880" w:hanging="360"/>
-      </w:pPr>
-      <w:rPr>
-        <w:u w:val="none"/>
-      </w:rPr>
-    </w:lvl>
-    <w:lvl w:ilvl="4">
-      <w:start w:val="1"/>
-      <w:numFmt w:val="lowerLetter"/>
-      <w:lvlText w:val="%5."/>
-      <w:lvlJc w:val="left"/>
-      <w:pPr>
-        <w:ind w:left="3600" w:hanging="360"/>
-      </w:pPr>
-      <w:rPr>
-        <w:u w:val="none"/>
-      </w:rPr>
-    </w:lvl>
-    <w:lvl w:ilvl="5">
-      <w:start w:val="1"/>
-      <w:numFmt w:val="lowerRoman"/>
-      <w:lvlText w:val="%6."/>
-      <w:lvlJc w:val="right"/>
-      <w:pPr>
-        <w:ind w:left="4320" w:hanging="360"/>
-      </w:pPr>
-      <w:rPr>
-        <w:u w:val="none"/>
-      </w:rPr>
-    </w:lvl>
-    <w:lvl w:ilvl="6">
-      <w:start w:val="1"/>
-      <w:numFmt w:val="decimal"/>
-      <w:lvlText w:val="%7."/>
-      <w:lvlJc w:val="left"/>
-      <w:pPr>
-        <w:ind w:left="5040" w:hanging="360"/>
-      </w:pPr>
-      <w:rPr>
-        <w:u w:val="none"/>
-      </w:rPr>
-    </w:lvl>
-    <w:lvl w:ilvl="7">
-      <w:start w:val="1"/>
-      <w:numFmt w:val="lowerLetter"/>
-      <w:lvlText w:val="%8."/>
-      <w:lvlJc w:val="left"/>
-      <w:pPr>
-        <w:ind w:left="5760" w:hanging="360"/>
-      </w:pPr>
-      <w:rPr>
-        <w:u w:val="none"/>
-      </w:rPr>
-    </w:lvl>
-    <w:lvl w:ilvl="8">
-      <w:start w:val="1"/>
-      <w:numFmt w:val="lowerRoman"/>
-      <w:lvlText w:val="%9."/>
-      <w:lvlJc w:val="right"/>
-      <w:pPr>
-        <w:ind w:left="6480" w:hanging="360"/>
-      </w:pPr>
-      <w:rPr>
-        <w:u w:val="none"/>
-      </w:rPr>
-    </w:lvl>
-  </w:abstractNum>
-  <w:abstractNum w:abstractNumId="10">
-    <w:lvl w:ilvl="0">
-      <w:start w:val="1"/>
       <w:numFmt w:val="bullet"/>
       <w:lvlText w:val="➔"/>
       <w:lvlJc w:val="left"/>
@@ -27638,6 +27750,116 @@
         <w:u w:val="none"/>
         <w:shd w:fill="auto" w:val="clear"/>
         <w:vertAlign w:val="baseline"/>
+      </w:rPr>
+    </w:lvl>
+  </w:abstractNum>
+  <w:abstractNum w:abstractNumId="10">
+    <w:lvl w:ilvl="0">
+      <w:start w:val="1"/>
+      <w:numFmt w:val="decimal"/>
+      <w:lvlText w:val="%1."/>
+      <w:lvlJc w:val="left"/>
+      <w:pPr>
+        <w:ind w:left="720" w:hanging="360"/>
+      </w:pPr>
+      <w:rPr>
+        <w:u w:val="none"/>
+      </w:rPr>
+    </w:lvl>
+    <w:lvl w:ilvl="1">
+      <w:start w:val="1"/>
+      <w:numFmt w:val="lowerLetter"/>
+      <w:lvlText w:val="%2."/>
+      <w:lvlJc w:val="left"/>
+      <w:pPr>
+        <w:ind w:left="1440" w:hanging="360"/>
+      </w:pPr>
+      <w:rPr>
+        <w:u w:val="none"/>
+      </w:rPr>
+    </w:lvl>
+    <w:lvl w:ilvl="2">
+      <w:start w:val="1"/>
+      <w:numFmt w:val="lowerRoman"/>
+      <w:lvlText w:val="%3."/>
+      <w:lvlJc w:val="right"/>
+      <w:pPr>
+        <w:ind w:left="2160" w:hanging="360"/>
+      </w:pPr>
+      <w:rPr>
+        <w:u w:val="none"/>
+      </w:rPr>
+    </w:lvl>
+    <w:lvl w:ilvl="3">
+      <w:start w:val="1"/>
+      <w:numFmt w:val="decimal"/>
+      <w:lvlText w:val="%4."/>
+      <w:lvlJc w:val="left"/>
+      <w:pPr>
+        <w:ind w:left="2880" w:hanging="360"/>
+      </w:pPr>
+      <w:rPr>
+        <w:u w:val="none"/>
+      </w:rPr>
+    </w:lvl>
+    <w:lvl w:ilvl="4">
+      <w:start w:val="1"/>
+      <w:numFmt w:val="lowerLetter"/>
+      <w:lvlText w:val="%5."/>
+      <w:lvlJc w:val="left"/>
+      <w:pPr>
+        <w:ind w:left="3600" w:hanging="360"/>
+      </w:pPr>
+      <w:rPr>
+        <w:u w:val="none"/>
+      </w:rPr>
+    </w:lvl>
+    <w:lvl w:ilvl="5">
+      <w:start w:val="1"/>
+      <w:numFmt w:val="lowerRoman"/>
+      <w:lvlText w:val="%6."/>
+      <w:lvlJc w:val="right"/>
+      <w:pPr>
+        <w:ind w:left="4320" w:hanging="360"/>
+      </w:pPr>
+      <w:rPr>
+        <w:u w:val="none"/>
+      </w:rPr>
+    </w:lvl>
+    <w:lvl w:ilvl="6">
+      <w:start w:val="1"/>
+      <w:numFmt w:val="decimal"/>
+      <w:lvlText w:val="%7."/>
+      <w:lvlJc w:val="left"/>
+      <w:pPr>
+        <w:ind w:left="5040" w:hanging="360"/>
+      </w:pPr>
+      <w:rPr>
+        <w:u w:val="none"/>
+      </w:rPr>
+    </w:lvl>
+    <w:lvl w:ilvl="7">
+      <w:start w:val="1"/>
+      <w:numFmt w:val="lowerLetter"/>
+      <w:lvlText w:val="%8."/>
+      <w:lvlJc w:val="left"/>
+      <w:pPr>
+        <w:ind w:left="5760" w:hanging="360"/>
+      </w:pPr>
+      <w:rPr>
+        <w:u w:val="none"/>
+      </w:rPr>
+    </w:lvl>
+    <w:lvl w:ilvl="8">
+      <w:start w:val="1"/>
+      <w:numFmt w:val="lowerRoman"/>
+      <w:lvlText w:val="%9."/>
+      <w:lvlJc w:val="right"/>
+      <w:pPr>
+        <w:ind w:left="6480" w:hanging="360"/>
+      </w:pPr>
+      <w:rPr>
+        <w:u w:val="none"/>
       </w:rPr>
     </w:lvl>
   </w:abstractNum>
@@ -28516,226 +28738,6 @@
   <w:abstractNum w:abstractNumId="15">
     <w:lvl w:ilvl="0">
       <w:start w:val="1"/>
-      <w:numFmt w:val="decimal"/>
-      <w:lvlText w:val="%1."/>
-      <w:lvlJc w:val="left"/>
-      <w:pPr>
-        <w:ind w:left="720" w:hanging="360"/>
-      </w:pPr>
-      <w:rPr>
-        <w:u w:val="none"/>
-      </w:rPr>
-    </w:lvl>
-    <w:lvl w:ilvl="1">
-      <w:start w:val="1"/>
-      <w:numFmt w:val="bullet"/>
-      <w:lvlText w:val="○"/>
-      <w:lvlJc w:val="left"/>
-      <w:pPr>
-        <w:ind w:left="1440" w:hanging="360"/>
-      </w:pPr>
-      <w:rPr>
-        <w:u w:val="none"/>
-      </w:rPr>
-    </w:lvl>
-    <w:lvl w:ilvl="2">
-      <w:start w:val="1"/>
-      <w:numFmt w:val="lowerRoman"/>
-      <w:lvlText w:val="%3."/>
-      <w:lvlJc w:val="right"/>
-      <w:pPr>
-        <w:ind w:left="2160" w:hanging="360"/>
-      </w:pPr>
-      <w:rPr>
-        <w:u w:val="none"/>
-      </w:rPr>
-    </w:lvl>
-    <w:lvl w:ilvl="3">
-      <w:start w:val="1"/>
-      <w:numFmt w:val="decimal"/>
-      <w:lvlText w:val="%4."/>
-      <w:lvlJc w:val="left"/>
-      <w:pPr>
-        <w:ind w:left="2880" w:hanging="360"/>
-      </w:pPr>
-      <w:rPr>
-        <w:u w:val="none"/>
-      </w:rPr>
-    </w:lvl>
-    <w:lvl w:ilvl="4">
-      <w:start w:val="1"/>
-      <w:numFmt w:val="lowerLetter"/>
-      <w:lvlText w:val="%5."/>
-      <w:lvlJc w:val="left"/>
-      <w:pPr>
-        <w:ind w:left="3600" w:hanging="360"/>
-      </w:pPr>
-      <w:rPr>
-        <w:u w:val="none"/>
-      </w:rPr>
-    </w:lvl>
-    <w:lvl w:ilvl="5">
-      <w:start w:val="1"/>
-      <w:numFmt w:val="lowerRoman"/>
-      <w:lvlText w:val="%6."/>
-      <w:lvlJc w:val="right"/>
-      <w:pPr>
-        <w:ind w:left="4320" w:hanging="360"/>
-      </w:pPr>
-      <w:rPr>
-        <w:u w:val="none"/>
-      </w:rPr>
-    </w:lvl>
-    <w:lvl w:ilvl="6">
-      <w:start w:val="1"/>
-      <w:numFmt w:val="decimal"/>
-      <w:lvlText w:val="%7."/>
-      <w:lvlJc w:val="left"/>
-      <w:pPr>
-        <w:ind w:left="5040" w:hanging="360"/>
-      </w:pPr>
-      <w:rPr>
-        <w:u w:val="none"/>
-      </w:rPr>
-    </w:lvl>
-    <w:lvl w:ilvl="7">
-      <w:start w:val="1"/>
-      <w:numFmt w:val="lowerLetter"/>
-      <w:lvlText w:val="%8."/>
-      <w:lvlJc w:val="left"/>
-      <w:pPr>
-        <w:ind w:left="5760" w:hanging="360"/>
-      </w:pPr>
-      <w:rPr>
-        <w:u w:val="none"/>
-      </w:rPr>
-    </w:lvl>
-    <w:lvl w:ilvl="8">
-      <w:start w:val="1"/>
-      <w:numFmt w:val="lowerRoman"/>
-      <w:lvlText w:val="%9."/>
-      <w:lvlJc w:val="right"/>
-      <w:pPr>
-        <w:ind w:left="6480" w:hanging="360"/>
-      </w:pPr>
-      <w:rPr>
-        <w:u w:val="none"/>
-      </w:rPr>
-    </w:lvl>
-  </w:abstractNum>
-  <w:abstractNum w:abstractNumId="16">
-    <w:lvl w:ilvl="0">
-      <w:start w:val="1"/>
-      <w:numFmt w:val="decimal"/>
-      <w:lvlText w:val="%1."/>
-      <w:lvlJc w:val="left"/>
-      <w:pPr>
-        <w:ind w:left="720" w:hanging="360"/>
-      </w:pPr>
-      <w:rPr>
-        <w:u w:val="none"/>
-      </w:rPr>
-    </w:lvl>
-    <w:lvl w:ilvl="1">
-      <w:start w:val="1"/>
-      <w:numFmt w:val="bullet"/>
-      <w:lvlText w:val="○"/>
-      <w:lvlJc w:val="left"/>
-      <w:pPr>
-        <w:ind w:left="1440" w:hanging="360"/>
-      </w:pPr>
-      <w:rPr>
-        <w:u w:val="none"/>
-      </w:rPr>
-    </w:lvl>
-    <w:lvl w:ilvl="2">
-      <w:start w:val="1"/>
-      <w:numFmt w:val="lowerRoman"/>
-      <w:lvlText w:val="%3."/>
-      <w:lvlJc w:val="right"/>
-      <w:pPr>
-        <w:ind w:left="2160" w:hanging="360"/>
-      </w:pPr>
-      <w:rPr>
-        <w:u w:val="none"/>
-      </w:rPr>
-    </w:lvl>
-    <w:lvl w:ilvl="3">
-      <w:start w:val="1"/>
-      <w:numFmt w:val="decimal"/>
-      <w:lvlText w:val="%4."/>
-      <w:lvlJc w:val="left"/>
-      <w:pPr>
-        <w:ind w:left="2880" w:hanging="360"/>
-      </w:pPr>
-      <w:rPr>
-        <w:u w:val="none"/>
-      </w:rPr>
-    </w:lvl>
-    <w:lvl w:ilvl="4">
-      <w:start w:val="1"/>
-      <w:numFmt w:val="lowerLetter"/>
-      <w:lvlText w:val="%5."/>
-      <w:lvlJc w:val="left"/>
-      <w:pPr>
-        <w:ind w:left="3600" w:hanging="360"/>
-      </w:pPr>
-      <w:rPr>
-        <w:u w:val="none"/>
-      </w:rPr>
-    </w:lvl>
-    <w:lvl w:ilvl="5">
-      <w:start w:val="1"/>
-      <w:numFmt w:val="lowerRoman"/>
-      <w:lvlText w:val="%6."/>
-      <w:lvlJc w:val="right"/>
-      <w:pPr>
-        <w:ind w:left="4320" w:hanging="360"/>
-      </w:pPr>
-      <w:rPr>
-        <w:u w:val="none"/>
-      </w:rPr>
-    </w:lvl>
-    <w:lvl w:ilvl="6">
-      <w:start w:val="1"/>
-      <w:numFmt w:val="decimal"/>
-      <w:lvlText w:val="%7."/>
-      <w:lvlJc w:val="left"/>
-      <w:pPr>
-        <w:ind w:left="5040" w:hanging="360"/>
-      </w:pPr>
-      <w:rPr>
-        <w:u w:val="none"/>
-      </w:rPr>
-    </w:lvl>
-    <w:lvl w:ilvl="7">
-      <w:start w:val="1"/>
-      <w:numFmt w:val="lowerLetter"/>
-      <w:lvlText w:val="%8."/>
-      <w:lvlJc w:val="left"/>
-      <w:pPr>
-        <w:ind w:left="5760" w:hanging="360"/>
-      </w:pPr>
-      <w:rPr>
-        <w:u w:val="none"/>
-      </w:rPr>
-    </w:lvl>
-    <w:lvl w:ilvl="8">
-      <w:start w:val="1"/>
-      <w:numFmt w:val="lowerRoman"/>
-      <w:lvlText w:val="%9."/>
-      <w:lvlJc w:val="right"/>
-      <w:pPr>
-        <w:ind w:left="6480" w:hanging="360"/>
-      </w:pPr>
-      <w:rPr>
-        <w:u w:val="none"/>
-      </w:rPr>
-    </w:lvl>
-  </w:abstractNum>
-  <w:abstractNum w:abstractNumId="17">
-    <w:lvl w:ilvl="0">
-      <w:start w:val="1"/>
       <w:numFmt w:val="bullet"/>
       <w:lvlText w:val="➔"/>
       <w:lvlJc w:val="left"/>
@@ -28948,6 +28950,226 @@
         <w:u w:val="none"/>
         <w:shd w:fill="auto" w:val="clear"/>
         <w:vertAlign w:val="baseline"/>
+      </w:rPr>
+    </w:lvl>
+  </w:abstractNum>
+  <w:abstractNum w:abstractNumId="16">
+    <w:lvl w:ilvl="0">
+      <w:start w:val="1"/>
+      <w:numFmt w:val="decimal"/>
+      <w:lvlText w:val="%1."/>
+      <w:lvlJc w:val="left"/>
+      <w:pPr>
+        <w:ind w:left="720" w:hanging="360"/>
+      </w:pPr>
+      <w:rPr>
+        <w:u w:val="none"/>
+      </w:rPr>
+    </w:lvl>
+    <w:lvl w:ilvl="1">
+      <w:start w:val="1"/>
+      <w:numFmt w:val="bullet"/>
+      <w:lvlText w:val="○"/>
+      <w:lvlJc w:val="left"/>
+      <w:pPr>
+        <w:ind w:left="1440" w:hanging="360"/>
+      </w:pPr>
+      <w:rPr>
+        <w:u w:val="none"/>
+      </w:rPr>
+    </w:lvl>
+    <w:lvl w:ilvl="2">
+      <w:start w:val="1"/>
+      <w:numFmt w:val="lowerRoman"/>
+      <w:lvlText w:val="%3."/>
+      <w:lvlJc w:val="right"/>
+      <w:pPr>
+        <w:ind w:left="2160" w:hanging="360"/>
+      </w:pPr>
+      <w:rPr>
+        <w:u w:val="none"/>
+      </w:rPr>
+    </w:lvl>
+    <w:lvl w:ilvl="3">
+      <w:start w:val="1"/>
+      <w:numFmt w:val="decimal"/>
+      <w:lvlText w:val="%4."/>
+      <w:lvlJc w:val="left"/>
+      <w:pPr>
+        <w:ind w:left="2880" w:hanging="360"/>
+      </w:pPr>
+      <w:rPr>
+        <w:u w:val="none"/>
+      </w:rPr>
+    </w:lvl>
+    <w:lvl w:ilvl="4">
+      <w:start w:val="1"/>
+      <w:numFmt w:val="lowerLetter"/>
+      <w:lvlText w:val="%5."/>
+      <w:lvlJc w:val="left"/>
+      <w:pPr>
+        <w:ind w:left="3600" w:hanging="360"/>
+      </w:pPr>
+      <w:rPr>
+        <w:u w:val="none"/>
+      </w:rPr>
+    </w:lvl>
+    <w:lvl w:ilvl="5">
+      <w:start w:val="1"/>
+      <w:numFmt w:val="lowerRoman"/>
+      <w:lvlText w:val="%6."/>
+      <w:lvlJc w:val="right"/>
+      <w:pPr>
+        <w:ind w:left="4320" w:hanging="360"/>
+      </w:pPr>
+      <w:rPr>
+        <w:u w:val="none"/>
+      </w:rPr>
+    </w:lvl>
+    <w:lvl w:ilvl="6">
+      <w:start w:val="1"/>
+      <w:numFmt w:val="decimal"/>
+      <w:lvlText w:val="%7."/>
+      <w:lvlJc w:val="left"/>
+      <w:pPr>
+        <w:ind w:left="5040" w:hanging="360"/>
+      </w:pPr>
+      <w:rPr>
+        <w:u w:val="none"/>
+      </w:rPr>
+    </w:lvl>
+    <w:lvl w:ilvl="7">
+      <w:start w:val="1"/>
+      <w:numFmt w:val="lowerLetter"/>
+      <w:lvlText w:val="%8."/>
+      <w:lvlJc w:val="left"/>
+      <w:pPr>
+        <w:ind w:left="5760" w:hanging="360"/>
+      </w:pPr>
+      <w:rPr>
+        <w:u w:val="none"/>
+      </w:rPr>
+    </w:lvl>
+    <w:lvl w:ilvl="8">
+      <w:start w:val="1"/>
+      <w:numFmt w:val="lowerRoman"/>
+      <w:lvlText w:val="%9."/>
+      <w:lvlJc w:val="right"/>
+      <w:pPr>
+        <w:ind w:left="6480" w:hanging="360"/>
+      </w:pPr>
+      <w:rPr>
+        <w:u w:val="none"/>
+      </w:rPr>
+    </w:lvl>
+  </w:abstractNum>
+  <w:abstractNum w:abstractNumId="17">
+    <w:lvl w:ilvl="0">
+      <w:start w:val="1"/>
+      <w:numFmt w:val="decimal"/>
+      <w:lvlText w:val="%1."/>
+      <w:lvlJc w:val="left"/>
+      <w:pPr>
+        <w:ind w:left="720" w:hanging="360"/>
+      </w:pPr>
+      <w:rPr>
+        <w:u w:val="none"/>
+      </w:rPr>
+    </w:lvl>
+    <w:lvl w:ilvl="1">
+      <w:start w:val="1"/>
+      <w:numFmt w:val="bullet"/>
+      <w:lvlText w:val="○"/>
+      <w:lvlJc w:val="left"/>
+      <w:pPr>
+        <w:ind w:left="1440" w:hanging="360"/>
+      </w:pPr>
+      <w:rPr>
+        <w:u w:val="none"/>
+      </w:rPr>
+    </w:lvl>
+    <w:lvl w:ilvl="2">
+      <w:start w:val="1"/>
+      <w:numFmt w:val="lowerRoman"/>
+      <w:lvlText w:val="%3."/>
+      <w:lvlJc w:val="right"/>
+      <w:pPr>
+        <w:ind w:left="2160" w:hanging="360"/>
+      </w:pPr>
+      <w:rPr>
+        <w:u w:val="none"/>
+      </w:rPr>
+    </w:lvl>
+    <w:lvl w:ilvl="3">
+      <w:start w:val="1"/>
+      <w:numFmt w:val="decimal"/>
+      <w:lvlText w:val="%4."/>
+      <w:lvlJc w:val="left"/>
+      <w:pPr>
+        <w:ind w:left="2880" w:hanging="360"/>
+      </w:pPr>
+      <w:rPr>
+        <w:u w:val="none"/>
+      </w:rPr>
+    </w:lvl>
+    <w:lvl w:ilvl="4">
+      <w:start w:val="1"/>
+      <w:numFmt w:val="lowerLetter"/>
+      <w:lvlText w:val="%5."/>
+      <w:lvlJc w:val="left"/>
+      <w:pPr>
+        <w:ind w:left="3600" w:hanging="360"/>
+      </w:pPr>
+      <w:rPr>
+        <w:u w:val="none"/>
+      </w:rPr>
+    </w:lvl>
+    <w:lvl w:ilvl="5">
+      <w:start w:val="1"/>
+      <w:numFmt w:val="lowerRoman"/>
+      <w:lvlText w:val="%6."/>
+      <w:lvlJc w:val="right"/>
+      <w:pPr>
+        <w:ind w:left="4320" w:hanging="360"/>
+      </w:pPr>
+      <w:rPr>
+        <w:u w:val="none"/>
+      </w:rPr>
+    </w:lvl>
+    <w:lvl w:ilvl="6">
+      <w:start w:val="1"/>
+      <w:numFmt w:val="decimal"/>
+      <w:lvlText w:val="%7."/>
+      <w:lvlJc w:val="left"/>
+      <w:pPr>
+        <w:ind w:left="5040" w:hanging="360"/>
+      </w:pPr>
+      <w:rPr>
+        <w:u w:val="none"/>
+      </w:rPr>
+    </w:lvl>
+    <w:lvl w:ilvl="7">
+      <w:start w:val="1"/>
+      <w:numFmt w:val="lowerLetter"/>
+      <w:lvlText w:val="%8."/>
+      <w:lvlJc w:val="left"/>
+      <w:pPr>
+        <w:ind w:left="5760" w:hanging="360"/>
+      </w:pPr>
+      <w:rPr>
+        <w:u w:val="none"/>
+      </w:rPr>
+    </w:lvl>
+    <w:lvl w:ilvl="8">
+      <w:start w:val="1"/>
+      <w:numFmt w:val="lowerRoman"/>
+      <w:lvlText w:val="%9."/>
+      <w:lvlJc w:val="right"/>
+      <w:pPr>
+        <w:ind w:left="6480" w:hanging="360"/>
+      </w:pPr>
+      <w:rPr>
+        <w:u w:val="none"/>
       </w:rPr>
     </w:lvl>
   </w:abstractNum>
@@ -30042,6 +30264,224 @@
     </w:lvl>
   </w:abstractNum>
   <w:abstractNum w:abstractNumId="23">
+    <w:lvl w:ilvl="0">
+      <w:start w:val="1"/>
+      <w:numFmt w:val="bullet"/>
+      <w:lvlText w:val="➔"/>
+      <w:lvlJc w:val="left"/>
+      <w:pPr>
+        <w:ind w:left="720" w:hanging="360"/>
+      </w:pPr>
+      <w:rPr>
+        <w:rFonts w:ascii="Arial" w:cs="Arial" w:eastAsia="Arial" w:hAnsi="Arial"/>
+        <w:b w:val="0"/>
+        <w:bCs w:val="0"/>
+        <w:i w:val="0"/>
+        <w:iCs w:val="0"/>
+        <w:smallCaps w:val="0"/>
+        <w:strike w:val="0"/>
+        <w:color w:val="000000"/>
+        <w:sz w:val="22"/>
+        <w:szCs w:val="22"/>
+        <w:u w:val="none"/>
+        <w:shd w:fill="auto" w:val="clear"/>
+        <w:vertAlign w:val="baseline"/>
+      </w:rPr>
+    </w:lvl>
+    <w:lvl w:ilvl="1">
+      <w:start w:val="1"/>
+      <w:numFmt w:val="bullet"/>
+      <w:lvlText w:val="◆"/>
+      <w:lvlJc w:val="left"/>
+      <w:pPr>
+        <w:ind w:left="1440" w:hanging="360"/>
+      </w:pPr>
+      <w:rPr>
+        <w:rFonts w:ascii="Arial" w:cs="Arial" w:eastAsia="Arial" w:hAnsi="Arial"/>
+        <w:b w:val="0"/>
+        <w:bCs w:val="0"/>
+        <w:i w:val="0"/>
+        <w:iCs w:val="0"/>
+        <w:smallCaps w:val="0"/>
+        <w:strike w:val="0"/>
+        <w:color w:val="000000"/>
+        <w:sz w:val="22"/>
+        <w:szCs w:val="22"/>
+        <w:u w:val="none"/>
+        <w:shd w:fill="auto" w:val="clear"/>
+        <w:vertAlign w:val="baseline"/>
+      </w:rPr>
+    </w:lvl>
+    <w:lvl w:ilvl="2">
+      <w:start w:val="1"/>
+      <w:numFmt w:val="bullet"/>
+      <w:lvlText w:val="●"/>
+      <w:lvlJc w:val="left"/>
+      <w:pPr>
+        <w:ind w:left="2160" w:hanging="360"/>
+      </w:pPr>
+      <w:rPr>
+        <w:rFonts w:ascii="Arial" w:cs="Arial" w:eastAsia="Arial" w:hAnsi="Arial"/>
+        <w:b w:val="0"/>
+        <w:bCs w:val="0"/>
+        <w:i w:val="0"/>
+        <w:iCs w:val="0"/>
+        <w:smallCaps w:val="0"/>
+        <w:strike w:val="0"/>
+        <w:color w:val="000000"/>
+        <w:sz w:val="22"/>
+        <w:szCs w:val="22"/>
+        <w:u w:val="none"/>
+        <w:shd w:fill="auto" w:val="clear"/>
+        <w:vertAlign w:val="baseline"/>
+      </w:rPr>
+    </w:lvl>
+    <w:lvl w:ilvl="3">
+      <w:start w:val="1"/>
+      <w:numFmt w:val="bullet"/>
+      <w:lvlText w:val="○"/>
+      <w:lvlJc w:val="left"/>
+      <w:pPr>
+        <w:ind w:left="2880" w:hanging="360"/>
+      </w:pPr>
+      <w:rPr>
+        <w:rFonts w:ascii="Arial" w:cs="Arial" w:eastAsia="Arial" w:hAnsi="Arial"/>
+        <w:b w:val="0"/>
+        <w:bCs w:val="0"/>
+        <w:i w:val="0"/>
+        <w:iCs w:val="0"/>
+        <w:smallCaps w:val="0"/>
+        <w:strike w:val="0"/>
+        <w:color w:val="000000"/>
+        <w:sz w:val="22"/>
+        <w:szCs w:val="22"/>
+        <w:u w:val="none"/>
+        <w:shd w:fill="auto" w:val="clear"/>
+        <w:vertAlign w:val="baseline"/>
+      </w:rPr>
+    </w:lvl>
+    <w:lvl w:ilvl="4">
+      <w:start w:val="1"/>
+      <w:numFmt w:val="bullet"/>
+      <w:lvlText w:val="◆"/>
+      <w:lvlJc w:val="left"/>
+      <w:pPr>
+        <w:ind w:left="3600" w:hanging="360"/>
+      </w:pPr>
+      <w:rPr>
+        <w:rFonts w:ascii="Arial" w:cs="Arial" w:eastAsia="Arial" w:hAnsi="Arial"/>
+        <w:b w:val="0"/>
+        <w:bCs w:val="0"/>
+        <w:i w:val="0"/>
+        <w:iCs w:val="0"/>
+        <w:smallCaps w:val="0"/>
+        <w:strike w:val="0"/>
+        <w:color w:val="000000"/>
+        <w:sz w:val="22"/>
+        <w:szCs w:val="22"/>
+        <w:u w:val="none"/>
+        <w:shd w:fill="auto" w:val="clear"/>
+        <w:vertAlign w:val="baseline"/>
+      </w:rPr>
+    </w:lvl>
+    <w:lvl w:ilvl="5">
+      <w:start w:val="1"/>
+      <w:numFmt w:val="bullet"/>
+      <w:lvlText w:val="●"/>
+      <w:lvlJc w:val="left"/>
+      <w:pPr>
+        <w:ind w:left="4320" w:hanging="360"/>
+      </w:pPr>
+      <w:rPr>
+        <w:rFonts w:ascii="Arial" w:cs="Arial" w:eastAsia="Arial" w:hAnsi="Arial"/>
+        <w:b w:val="0"/>
+        <w:bCs w:val="0"/>
+        <w:i w:val="0"/>
+        <w:iCs w:val="0"/>
+        <w:smallCaps w:val="0"/>
+        <w:strike w:val="0"/>
+        <w:color w:val="000000"/>
+        <w:sz w:val="22"/>
+        <w:szCs w:val="22"/>
+        <w:u w:val="none"/>
+        <w:shd w:fill="auto" w:val="clear"/>
+        <w:vertAlign w:val="baseline"/>
+      </w:rPr>
+    </w:lvl>
+    <w:lvl w:ilvl="6">
+      <w:start w:val="1"/>
+      <w:numFmt w:val="bullet"/>
+      <w:lvlText w:val="○"/>
+      <w:lvlJc w:val="left"/>
+      <w:pPr>
+        <w:ind w:left="5040" w:hanging="360"/>
+      </w:pPr>
+      <w:rPr>
+        <w:rFonts w:ascii="Arial" w:cs="Arial" w:eastAsia="Arial" w:hAnsi="Arial"/>
+        <w:b w:val="0"/>
+        <w:bCs w:val="0"/>
+        <w:i w:val="0"/>
+        <w:iCs w:val="0"/>
+        <w:smallCaps w:val="0"/>
+        <w:strike w:val="0"/>
+        <w:color w:val="000000"/>
+        <w:sz w:val="22"/>
+        <w:szCs w:val="22"/>
+        <w:u w:val="none"/>
+        <w:shd w:fill="auto" w:val="clear"/>
+        <w:vertAlign w:val="baseline"/>
+      </w:rPr>
+    </w:lvl>
+    <w:lvl w:ilvl="7">
+      <w:start w:val="1"/>
+      <w:numFmt w:val="bullet"/>
+      <w:lvlText w:val="◆"/>
+      <w:lvlJc w:val="left"/>
+      <w:pPr>
+        <w:ind w:left="5760" w:hanging="360"/>
+      </w:pPr>
+      <w:rPr>
+        <w:rFonts w:ascii="Arial" w:cs="Arial" w:eastAsia="Arial" w:hAnsi="Arial"/>
+        <w:b w:val="0"/>
+        <w:bCs w:val="0"/>
+        <w:i w:val="0"/>
+        <w:iCs w:val="0"/>
+        <w:smallCaps w:val="0"/>
+        <w:strike w:val="0"/>
+        <w:color w:val="000000"/>
+        <w:sz w:val="22"/>
+        <w:szCs w:val="22"/>
+        <w:u w:val="none"/>
+        <w:shd w:fill="auto" w:val="clear"/>
+        <w:vertAlign w:val="baseline"/>
+      </w:rPr>
+    </w:lvl>
+    <w:lvl w:ilvl="8">
+      <w:start w:val="1"/>
+      <w:numFmt w:val="bullet"/>
+      <w:lvlText w:val="●"/>
+      <w:lvlJc w:val="left"/>
+      <w:pPr>
+        <w:ind w:left="6480" w:hanging="360"/>
+      </w:pPr>
+      <w:rPr>
+        <w:rFonts w:ascii="Arial" w:cs="Arial" w:eastAsia="Arial" w:hAnsi="Arial"/>
+        <w:b w:val="0"/>
+        <w:bCs w:val="0"/>
+        <w:i w:val="0"/>
+        <w:iCs w:val="0"/>
+        <w:smallCaps w:val="0"/>
+        <w:strike w:val="0"/>
+        <w:color w:val="000000"/>
+        <w:sz w:val="22"/>
+        <w:szCs w:val="22"/>
+        <w:u w:val="none"/>
+        <w:shd w:fill="auto" w:val="clear"/>
+        <w:vertAlign w:val="baseline"/>
+      </w:rPr>
+    </w:lvl>
+  </w:abstractNum>
+  <w:abstractNum w:abstractNumId="24">
     <w:lvl w:ilvl="0">
       <w:start w:val="1"/>
       <w:numFmt w:val="bullet"/>
@@ -30327,6 +30767,9 @@
   </w:num>
   <w:num w:numId="23">
     <w:abstractNumId w:val="23"/>
+  </w:num>
+  <w:num w:numId="24">
+    <w:abstractNumId w:val="24"/>
   </w:num>
 </w:numbering>
 </file>
